--- a/droit social dcg/18- effets de la rupture du CT.docx
+++ b/droit social dcg/18- effets de la rupture du CT.docx
@@ -8,17 +8,26 @@
         <w:jc w:val="center"/>
       </w:pPr>
       <w:r>
+        <w:rPr>
+          <w:b/>
+          <w:color w:val="1F4E79"/>
+          <w:sz w:val="34"/>
+        </w:rPr>
         <w:t>FICHE 18 : LES EFFETS DE LA RUPTURE DU CONTRAT DE TRAVAIL</w:t>
       </w:r>
     </w:p>
-    <w:p/>
     <w:p/>
     <w:p>
       <w:pPr>
         <w:pStyle w:val="Heading2"/>
       </w:pPr>
       <w:r>
-        <w:t>I- LES EFFETS QUANT AUX INDEMNIT�S</w:t>
+        <w:rPr>
+          <w:b/>
+          <w:color w:val="2F5496"/>
+          <w:sz w:val="24"/>
+        </w:rPr>
+        <w:t>I- LES EFFETS QUANT AUX INDEMNITeS</w:t>
       </w:r>
     </w:p>
     <w:p>
@@ -26,7 +35,12 @@
         <w:pStyle w:val="Heading2"/>
       </w:pPr>
       <w:r>
-        <w:t>A- EN CAS DE LICENCIEMENT R�GULIER</w:t>
+        <w:rPr>
+          <w:b/>
+          <w:color w:val="2F5496"/>
+          <w:sz w:val="24"/>
+        </w:rPr>
+        <w:t>A- EN CAS DE LICENCIEMENT ReGULIER</w:t>
       </w:r>
     </w:p>
     <w:p>
@@ -34,21 +48,41 @@
         <w:pStyle w:val="Heading2"/>
       </w:pPr>
       <w:r>
-        <w:t>L�INDEMNIT� COMPENSATRICE DE PR�AVIS</w:t>
+        <w:rPr>
+          <w:b/>
+          <w:color w:val="2F5496"/>
+          <w:sz w:val="24"/>
+        </w:rPr>
+        <w:t>L'INDEMNITe COMPENSATRICE DE PReAVIS</w:t>
       </w:r>
     </w:p>
     <w:p>
       <w:r>
+        <w:rPr>
+          <w:b w:val="0"/>
+          <w:color w:val="000000"/>
+          <w:sz w:val="22"/>
+        </w:rPr>
         <w:t>?</w:t>
       </w:r>
     </w:p>
     <w:p>
       <w:r>
-        <w:t>�quivalente aux r�mun�rations que le salari� aurait per�ues s�il avait travaill� jusqu�au terme du pr�avis, l�employeur</w:t>
+        <w:rPr>
+          <w:b w:val="0"/>
+          <w:color w:val="000000"/>
+          <w:sz w:val="22"/>
+        </w:rPr>
+        <w:t>equivalente aux remunerations que le salarie aurait pereues s'il avait travaille jusqu'au terme du preavis, l'employeur</w:t>
       </w:r>
     </w:p>
     <w:p>
       <w:r>
+        <w:rPr>
+          <w:b w:val="0"/>
+          <w:color w:val="000000"/>
+          <w:sz w:val="22"/>
+        </w:rPr>
         <w:t>doit la verser dans les cas suivants :</w:t>
       </w:r>
     </w:p>
@@ -57,7 +91,12 @@
         <w:pStyle w:val="ListBullet"/>
       </w:pPr>
       <w:r>
-        <w:t>l�employeur a lui-m�me demand� au salari� de ne pas effectuer le pr�avis, -</w:t>
+        <w:rPr>
+          <w:b w:val="0"/>
+          <w:color w:val="000000"/>
+          <w:sz w:val="22"/>
+        </w:rPr>
+        <w:t>l'employeur a lui-m'me demande au salarie de ne pas effectuer le preavis,</w:t>
       </w:r>
     </w:p>
     <w:p>
@@ -65,11 +104,21 @@
         <w:pStyle w:val="ListBullet"/>
       </w:pPr>
       <w:r>
-        <w:t>l�employeur a licenci� le salari� pour faute grave ou lourde, mais le Conseil de Prud�hommes n�a pas retenu cette -</w:t>
+        <w:rPr>
+          <w:b w:val="0"/>
+          <w:color w:val="000000"/>
+          <w:sz w:val="22"/>
+        </w:rPr>
+        <w:t>l'employeur a licencie le salarie pour faute grave ou lourde, mais le Conseil de Prudehommes n'a pas retenu cette</w:t>
       </w:r>
     </w:p>
     <w:p>
       <w:r>
+        <w:rPr>
+          <w:b w:val="0"/>
+          <w:color w:val="000000"/>
+          <w:sz w:val="22"/>
+        </w:rPr>
         <w:t>qualification.</w:t>
       </w:r>
     </w:p>
@@ -78,12 +127,22 @@
         <w:pStyle w:val="ListBullet"/>
       </w:pPr>
       <w:r>
-        <w:t>une stipulation contractuelle pr�voit l�ex�cution d�un pr�avis quel que soit le motif du licenciement. -</w:t>
+        <w:rPr>
+          <w:b w:val="0"/>
+          <w:color w:val="000000"/>
+          <w:sz w:val="22"/>
+        </w:rPr>
+        <w:t>une stipulation contractuelle prevoit l'execution d'un preavis quel que soit le motif du licenciement.</w:t>
       </w:r>
     </w:p>
     <w:p>
       <w:r>
-        <w:t>Cette indemnit� n�a pas � �tre vers� dans les hypoth�ses suivantes :</w:t>
+        <w:rPr>
+          <w:b w:val="0"/>
+          <w:color w:val="000000"/>
+          <w:sz w:val="22"/>
+        </w:rPr>
+        <w:t>Cette indemnite n'a pas e etre verse dans les hypotheses suivantes :</w:t>
       </w:r>
     </w:p>
     <w:p>
@@ -91,7 +150,12 @@
         <w:pStyle w:val="ListBullet"/>
       </w:pPr>
       <w:r>
-        <w:t>en cas de licenciement pour faute grave ou lourde, -</w:t>
+        <w:rPr>
+          <w:b w:val="0"/>
+          <w:color w:val="000000"/>
+          <w:sz w:val="22"/>
+        </w:rPr>
+        <w:t>en cas de licenciement pour faute grave ou lourde,</w:t>
       </w:r>
     </w:p>
     <w:p>
@@ -99,7 +163,12 @@
         <w:pStyle w:val="ListBullet"/>
       </w:pPr>
       <w:r>
-        <w:t>si le salari� sollicite la dispense de son pr�avis, -</w:t>
+        <w:rPr>
+          <w:b w:val="0"/>
+          <w:color w:val="000000"/>
+          <w:sz w:val="22"/>
+        </w:rPr>
+        <w:t>si le salarie sollicite la dispense de son preavis,</w:t>
       </w:r>
     </w:p>
     <w:p>
@@ -107,7 +176,12 @@
         <w:pStyle w:val="ListBullet"/>
       </w:pPr>
       <w:r>
-        <w:t>si le salari� est dans l�incapacit� d�ex�cuter le pr�avis, -</w:t>
+        <w:rPr>
+          <w:b w:val="0"/>
+          <w:color w:val="000000"/>
+          <w:sz w:val="22"/>
+        </w:rPr>
+        <w:t>si le salarie est dans l'incapacite d'executer le preavis,</w:t>
       </w:r>
     </w:p>
     <w:p>
@@ -115,7 +189,12 @@
         <w:pStyle w:val="ListBullet"/>
       </w:pPr>
       <w:r>
-        <w:t>en cas d�inaptitude suite � un accident ou une maladie non professionnelle. -</w:t>
+        <w:rPr>
+          <w:b w:val="0"/>
+          <w:color w:val="000000"/>
+          <w:sz w:val="22"/>
+        </w:rPr>
+        <w:t>en cas d'inaptitude suite e un accident ou une maladie non professionnelle.</w:t>
       </w:r>
     </w:p>
     <w:p>
@@ -123,32 +202,62 @@
         <w:pStyle w:val="Heading2"/>
       </w:pPr>
       <w:r>
-        <w:t>L�INDEMNIT� COMPENSATRICE DE CONG�S PAY�S</w:t>
+        <w:rPr>
+          <w:b/>
+          <w:color w:val="2F5496"/>
+          <w:sz w:val="24"/>
+        </w:rPr>
+        <w:t>L'INDEMNITe COMPENSATRICE DE CONGeS PAYeS</w:t>
       </w:r>
     </w:p>
     <w:p>
       <w:r>
+        <w:rPr>
+          <w:b w:val="0"/>
+          <w:color w:val="000000"/>
+          <w:sz w:val="22"/>
+        </w:rPr>
         <w:t>?</w:t>
       </w:r>
     </w:p>
     <w:p>
       <w:r>
-        <w:t>Elle correspond � une indemnisation des jours de cong�s que le salari� n�a pu prendre du fait de la rupture de son contrat</w:t>
+        <w:rPr>
+          <w:b w:val="0"/>
+          <w:color w:val="000000"/>
+          <w:sz w:val="22"/>
+        </w:rPr>
+        <w:t>Elle correspond e une indemnisation des jours de conges que le salarie n'a pu prendre du fait de la rupture de son contrat</w:t>
       </w:r>
     </w:p>
     <w:p>
       <w:r>
+        <w:rPr>
+          <w:b w:val="0"/>
+          <w:color w:val="000000"/>
+          <w:sz w:val="22"/>
+        </w:rPr>
         <w:t>de travail.</w:t>
       </w:r>
     </w:p>
     <w:p>
       <w:r>
-        <w:t>� noter que la d�cision du Conseil constitutionnel en date du 2 mars 2016 a jug� inconstitutionnel le fait de priver de</w:t>
+        <w:rPr>
+          <w:b w:val="0"/>
+          <w:color w:val="000000"/>
+          <w:sz w:val="22"/>
+        </w:rPr>
+        <w:t>e noter que la d'cision du Conseil constitutionnel en date du 2 mars 2016 a juge inconstitutionnel le fait de priver de</w:t>
       </w:r>
     </w:p>
     <w:p>
       <w:r>
-        <w:t>cette indemnit� le salari� licenci� pour faute lourde.</w:t>
+        <w:rPr>
+          <w:b w:val="0"/>
+          <w:color w:val="000000"/>
+          <w:sz w:val="22"/>
+        </w:rPr>
+        <w:t>cette indemnite le salarie licencie pour faute lourde.</w:t>
       </w:r>
     </w:p>
     <w:p>
@@ -156,22 +265,42 @@
         <w:pStyle w:val="Heading2"/>
       </w:pPr>
       <w:r>
-        <w:t>L�INDEMNIT� L�GALE DE LICENCIEMENT</w:t>
+        <w:rPr>
+          <w:b/>
+          <w:color w:val="2F5496"/>
+          <w:sz w:val="24"/>
+        </w:rPr>
+        <w:t>L'INDEMNITe L'GALE DE LICENCIEMENT</w:t>
       </w:r>
     </w:p>
     <w:p>
       <w:r>
+        <w:rPr>
+          <w:b w:val="0"/>
+          <w:color w:val="000000"/>
+          <w:sz w:val="22"/>
+        </w:rPr>
         <w:t>?</w:t>
       </w:r>
     </w:p>
     <w:p>
       <w:r>
-        <w:t>Lorsque le licenciement est fond� sur une cause r�elle et s�rieuse, le salari� justifiant de 8 mois d�anciennet�</w:t>
+        <w:rPr>
+          <w:b w:val="0"/>
+          <w:color w:val="000000"/>
+          <w:sz w:val="22"/>
+        </w:rPr>
+        <w:t>Lorsque le licenciement est fonde sur une cause reelle et s'rieuse, le salarie justifiant de 8 mois d'anciennete</w:t>
       </w:r>
     </w:p>
     <w:p>
       <w:r>
-        <w:t>ininterrompus au service du m�me employeur b�n�ficie d�une indemnit� de licenciement �gale � :</w:t>
+        <w:rPr>
+          <w:b w:val="0"/>
+          <w:color w:val="000000"/>
+          <w:sz w:val="22"/>
+        </w:rPr>
+        <w:t>ininterrompus au service du m'me employeur ben'ficie d'une indemnite de licenciement egale e :</w:t>
       </w:r>
     </w:p>
     <w:p>
@@ -179,7 +308,12 @@
         <w:pStyle w:val="ListBullet"/>
       </w:pPr>
       <w:r>
-        <w:t>un quart de mois de salaire par ann�e d�anciennet� pour les ann�es jusqu�� dix ans ; -</w:t>
+        <w:rPr>
+          <w:b w:val="0"/>
+          <w:color w:val="000000"/>
+          <w:sz w:val="22"/>
+        </w:rPr>
+        <w:t>un quart de mois de salaire par annee d'anciennete pour les annees jusqu'e dix ans ;</w:t>
       </w:r>
     </w:p>
     <w:p>
@@ -187,27 +321,52 @@
         <w:pStyle w:val="ListBullet"/>
       </w:pPr>
       <w:r>
-        <w:t>un tiers de mois de salaire par ann�e d�anciennet� pour les ann�es � partir de dix ans. -</w:t>
+        <w:rPr>
+          <w:b w:val="0"/>
+          <w:color w:val="000000"/>
+          <w:sz w:val="22"/>
+        </w:rPr>
+        <w:t>un tiers de mois de salaire par annee d'anciennete pour les annees e partir de dix ans.</w:t>
       </w:r>
     </w:p>
     <w:p>
       <w:r>
-        <w:t>Les indemnit�s de licenciement sont identiques que le licenciement soit prononc� pour un motif personnel ou pour un</w:t>
+        <w:rPr>
+          <w:b w:val="0"/>
+          <w:color w:val="000000"/>
+          <w:sz w:val="22"/>
+        </w:rPr>
+        <w:t>Les indemnites de licenciement sont identiques que le licenciement soit prononce pour un motif personnel ou pour un</w:t>
       </w:r>
     </w:p>
     <w:p>
       <w:r>
-        <w:t>motif �conomique.</w:t>
+        <w:rPr>
+          <w:b w:val="0"/>
+          <w:color w:val="000000"/>
+          <w:sz w:val="22"/>
+        </w:rPr>
+        <w:t>motif economique.</w:t>
       </w:r>
     </w:p>
     <w:p>
       <w:r>
-        <w:t>Les conventions ou accords collectifs peuvent pr�voir des dispositions plus favorables au salari�. Il peut alors en</w:t>
+        <w:rPr>
+          <w:b w:val="0"/>
+          <w:color w:val="000000"/>
+          <w:sz w:val="22"/>
+        </w:rPr>
+        <w:t>Les conventions ou accords collectifs peuvent prevoir des dispositions plus favorables au salarie. Il peut alors en</w:t>
       </w:r>
     </w:p>
     <w:p>
       <w:r>
-        <w:t>b�n�ficier, mais ne peut la cumuler avec l�indemnit� l�gale. Elle n�est pas due en cas de faute grave ou lourde.</w:t>
+        <w:rPr>
+          <w:b w:val="0"/>
+          <w:color w:val="000000"/>
+          <w:sz w:val="22"/>
+        </w:rPr>
+        <w:t>ben'ficier, mais ne peut la cumuler avec l'indemnite l'gale. Elle n'est pas due en cas de faute grave ou lourde.</w:t>
       </w:r>
     </w:p>
     <w:p>
@@ -215,72 +374,133 @@
         <w:pStyle w:val="Heading2"/>
       </w:pPr>
       <w:r>
-        <w:t>EN CAS DE LICENCIEMENT SANS CAUSE R�ELLE ET S�RIEUSE B �</w:t>
+        <w:rPr>
+          <w:b/>
+          <w:color w:val="2F5496"/>
+          <w:sz w:val="24"/>
+        </w:rPr>
+        <w:t>EN CAS DE LICENCIEMENT SANS CAUSE ReELLE ET S'RIEUSE B e</w:t>
       </w:r>
     </w:p>
     <w:p>
       <w:r>
-        <w:t>Lorsqu�il est fait droit aux pr�tentions du salari�, le conseil de prud�hommes sanctionne l�employeur en l�obligeant au</w:t>
+        <w:rPr>
+          <w:b w:val="0"/>
+          <w:color w:val="000000"/>
+          <w:sz w:val="22"/>
+        </w:rPr>
+        <w:t>Lorsqu'il est fait droit aux pretentions du salarie, le conseil de prudehommes sanctionne l'employeur en l'obligeant au</w:t>
       </w:r>
     </w:p>
     <w:p>
       <w:r>
-        <w:t>versement d�une indemnit� destin�e � compenser le pr�judice subi par le salari� lorsque la r�int�gration de ce dernier</w:t>
+        <w:rPr>
+          <w:b w:val="0"/>
+          <w:color w:val="000000"/>
+          <w:sz w:val="22"/>
+        </w:rPr>
+        <w:t>versement d'une indemnite destinee e compenser le prejudice subi par le salarie lorsque la reintegration de ce dernier</w:t>
       </w:r>
     </w:p>
     <w:p>
       <w:r>
-        <w:t>est refus�e.</w:t>
+        <w:rPr>
+          <w:b w:val="0"/>
+          <w:color w:val="000000"/>
+          <w:sz w:val="22"/>
+        </w:rPr>
+        <w:t>est refusee.</w:t>
       </w:r>
     </w:p>
     <w:p>
       <w:r>
-        <w:t>Le code du travail pr�voit d�sormais des bar�mes d�indemnisation � l�article L 1235-3 du code du travail. Ce dernier</w:t>
+        <w:rPr>
+          <w:b w:val="0"/>
+          <w:color w:val="000000"/>
+          <w:sz w:val="22"/>
+        </w:rPr>
+        <w:t>Le code du travail prevoit d'sormais des baremes d'indemnisation e l'article L 1235-3 du code du travail. Ce dernier</w:t>
       </w:r>
     </w:p>
     <w:p>
       <w:r>
-        <w:t>distingue selon que l�entreprise compte un effectif de moins ou d�au moins 11 salari�s. Il pr�voit une indemnit� plancher</w:t>
+        <w:rPr>
+          <w:b w:val="0"/>
+          <w:color w:val="000000"/>
+          <w:sz w:val="22"/>
+        </w:rPr>
+        <w:t>distingue selon que l'entreprise compte un effectif de moins ou d'au moins 11 salaries. Il prevoit une indemnite plancher</w:t>
       </w:r>
     </w:p>
     <w:p>
       <w:r>
-        <w:t>et maximale qui est fonction de l�anciennet� du salari�.</w:t>
+        <w:rPr>
+          <w:b w:val="0"/>
+          <w:color w:val="000000"/>
+          <w:sz w:val="22"/>
+        </w:rPr>
+        <w:t>et maximale qui est fonction de l'anciennete du salarie.</w:t>
       </w:r>
     </w:p>
     <w:p>
       <w:r>
-        <w:t>� noter que ces bar�mes ne sont pas applicables en cas de nullit� du licenciement r�sultant notamment de la violation</w:t>
+        <w:rPr>
+          <w:b w:val="0"/>
+          <w:color w:val="000000"/>
+          <w:sz w:val="22"/>
+        </w:rPr>
+        <w:t>e noter que ces baremes ne sont pas applicables en cas de nullite du licenciement resultant notamment de la violation</w:t>
       </w:r>
     </w:p>
     <w:p>
       <w:r>
-        <w:t>d�une libert� fondamentale, de faits de harc�lement moral ou sexuel, ou de discriminations.</w:t>
+        <w:rPr>
+          <w:b w:val="0"/>
+          <w:color w:val="000000"/>
+          <w:sz w:val="22"/>
+        </w:rPr>
+        <w:t>d'une liberte fondamentale, de faits de harcelement moral ou sexuel, ou de discriminations.</w:t>
       </w:r>
     </w:p>
     <w:p/>
-    <w:p/>
-    <w:p/>
-    <w:p/>
-    <w:p/>
     <w:p>
       <w:r>
-        <w:t>En cas de litige sur le caract�re r�gulier ou non du licenciement, les parties peuvent, lors de la conciliation pr�vue �</w:t>
+        <w:rPr>
+          <w:b w:val="0"/>
+          <w:color w:val="000000"/>
+          <w:sz w:val="22"/>
+        </w:rPr>
+        <w:t>En cas de litige sur le caractere regulier ou non du licenciement, les parties peuvent, lors de la conciliation prevue e</w:t>
       </w:r>
     </w:p>
     <w:p>
       <w:r>
-        <w:t>l�article L.1411-1, convenir d�y mettre un terme par accord. Cet accord pr�voit le versement par l�employeur au salari�</w:t>
+        <w:rPr>
+          <w:b w:val="0"/>
+          <w:color w:val="000000"/>
+          <w:sz w:val="22"/>
+        </w:rPr>
+        <w:t>l'article L.1411-1, convenir d'y mettre un terme par accord. Cet accord prevoit le versement par l'employeur au salarie</w:t>
       </w:r>
     </w:p>
     <w:p>
       <w:r>
-        <w:t>d�une indemnit� forfaitaire dont le montant est d�termin�, sans pr�judice des indemnit�s l�gales, conventionnelles ou</w:t>
+        <w:rPr>
+          <w:b w:val="0"/>
+          <w:color w:val="000000"/>
+          <w:sz w:val="22"/>
+        </w:rPr>
+        <w:t>d'une indemnite forfaitaire dont le montant est d'termine, sans prejudice des indemnites l'gales, conventionnelles ou</w:t>
       </w:r>
     </w:p>
     <w:p>
       <w:r>
-        <w:t>contractuelles, en r�f�rence � un bar�me fix� par d�cret en fonction de l�anciennet� du salari� (art. 1235-1 C. trav.).</w:t>
+        <w:rPr>
+          <w:b w:val="0"/>
+          <w:color w:val="000000"/>
+          <w:sz w:val="22"/>
+        </w:rPr>
+        <w:t>contractuelles, en reference e un bareme fixe par d'cret en fonction de l'anciennete du salarie (art. 1235-1 C. trav.).</w:t>
       </w:r>
     </w:p>
     <w:p>
@@ -288,7 +508,12 @@
         <w:pStyle w:val="Heading2"/>
       </w:pPr>
       <w:r>
-        <w:t>EN CAS DE D�PART OU MISE � LA RETRAITE C �</w:t>
+        <w:rPr>
+          <w:b/>
+          <w:color w:val="2F5496"/>
+          <w:sz w:val="24"/>
+        </w:rPr>
+        <w:t>EN CAS DE D'PART OU MISE e LA RETRAITE C e</w:t>
       </w:r>
     </w:p>
     <w:p>
@@ -296,17 +521,32 @@
         <w:pStyle w:val="Heading2"/>
       </w:pPr>
       <w:r>
-        <w:t>MISE � LA RETRAITE</w:t>
+        <w:rPr>
+          <w:b/>
+          <w:color w:val="2F5496"/>
+          <w:sz w:val="24"/>
+        </w:rPr>
+        <w:t>MISE e LA RETRAITE</w:t>
       </w:r>
     </w:p>
     <w:p>
       <w:r>
+        <w:rPr>
+          <w:b w:val="0"/>
+          <w:color w:val="000000"/>
+          <w:sz w:val="22"/>
+        </w:rPr>
         <w:t>?</w:t>
       </w:r>
     </w:p>
     <w:p>
       <w:r>
-        <w:t>Le salari� b�n�ficie d�une indemnit� identique � l�indemnit� l�gale de licenciement.</w:t>
+        <w:rPr>
+          <w:b w:val="0"/>
+          <w:color w:val="000000"/>
+          <w:sz w:val="22"/>
+        </w:rPr>
+        <w:t>Le salarie ben'ficie d'une indemnite identique e l'indemnite l'gale de licenciement.</w:t>
       </w:r>
     </w:p>
     <w:p>
@@ -314,22 +554,42 @@
         <w:pStyle w:val="Heading2"/>
       </w:pPr>
       <w:r>
-        <w:t>D�PART � LA RETRAITE</w:t>
+        <w:rPr>
+          <w:b/>
+          <w:color w:val="2F5496"/>
+          <w:sz w:val="24"/>
+        </w:rPr>
+        <w:t>D'PART e LA RETRAITE</w:t>
       </w:r>
     </w:p>
     <w:p>
       <w:r>
+        <w:rPr>
+          <w:b w:val="0"/>
+          <w:color w:val="000000"/>
+          <w:sz w:val="22"/>
+        </w:rPr>
         <w:t>?</w:t>
       </w:r>
     </w:p>
     <w:p>
       <w:r>
-        <w:t>Le salari� b�n�ficie d�une indemnit� l�gale de d�part � la retraite (la convention collective peut pr�voir des dispositions</w:t>
+        <w:rPr>
+          <w:b w:val="0"/>
+          <w:color w:val="000000"/>
+          <w:sz w:val="22"/>
+        </w:rPr>
+        <w:t>Le salarie ben'ficie d'une indemnite l'gale de d'part e la retraite (la convention collective peut prevoir des dispositions</w:t>
       </w:r>
     </w:p>
     <w:p>
       <w:r>
-        <w:t>plus favorables) calcul�e sur la base du salaire mensuel moyen et en fonction de l�anciennet� (10 ans) :</w:t>
+        <w:rPr>
+          <w:b w:val="0"/>
+          <w:color w:val="000000"/>
+          <w:sz w:val="22"/>
+        </w:rPr>
+        <w:t>plus favorables) calculee sur la base du salaire mensuel moyen et en fonction de l'anciennete (10 ans) :</w:t>
       </w:r>
     </w:p>
     <w:p>
@@ -337,7 +597,12 @@
         <w:pStyle w:val="ListBullet"/>
       </w:pPr>
       <w:r>
-        <w:t>anciennet� de 10 � 15 ans : 1/2 mois de salaire ; -</w:t>
+        <w:rPr>
+          <w:b w:val="0"/>
+          <w:color w:val="000000"/>
+          <w:sz w:val="22"/>
+        </w:rPr>
+        <w:t>anciennete de 10 e 15 ans : 1/2 mois de salaire ;</w:t>
       </w:r>
     </w:p>
     <w:p>
@@ -345,7 +610,12 @@
         <w:pStyle w:val="ListBullet"/>
       </w:pPr>
       <w:r>
-        <w:t>anciennet� de 15 � 20 ans : 1 mois de salaire ; -</w:t>
+        <w:rPr>
+          <w:b w:val="0"/>
+          <w:color w:val="000000"/>
+          <w:sz w:val="22"/>
+        </w:rPr>
+        <w:t>anciennete de 15 e 20 ans : 1 mois de salaire ;</w:t>
       </w:r>
     </w:p>
     <w:p>
@@ -353,7 +623,12 @@
         <w:pStyle w:val="ListBullet"/>
       </w:pPr>
       <w:r>
-        <w:t>anciennet� de 20 � 30 ans : 1 mois 1/2 de salaire ; -</w:t>
+        <w:rPr>
+          <w:b w:val="0"/>
+          <w:color w:val="000000"/>
+          <w:sz w:val="22"/>
+        </w:rPr>
+        <w:t>anciennete de 20 e 30 ans : 1 mois 1/2 de salaire ;</w:t>
       </w:r>
     </w:p>
     <w:p>
@@ -361,7 +636,12 @@
         <w:pStyle w:val="ListBullet"/>
       </w:pPr>
       <w:r>
-        <w:t>anciennet� sup�rieure � 30 ans : 2 mois de salaire. -</w:t>
+        <w:rPr>
+          <w:b w:val="0"/>
+          <w:color w:val="000000"/>
+          <w:sz w:val="22"/>
+        </w:rPr>
+        <w:t>anciennete superieure e 30 ans : 2 mois de salaire.</w:t>
       </w:r>
     </w:p>
     <w:p>
@@ -369,22 +649,42 @@
         <w:pStyle w:val="Heading2"/>
       </w:pPr>
       <w:r>
-        <w:t>EN CAS DE D�MISSION D �</w:t>
+        <w:rPr>
+          <w:b/>
+          <w:color w:val="2F5496"/>
+          <w:sz w:val="24"/>
+        </w:rPr>
+        <w:t>EN CAS DE D'MISSION D e</w:t>
       </w:r>
     </w:p>
     <w:p>
       <w:r>
-        <w:t>Si la d�mission est volontaire, le salari� n�a droit � aucune indemnit�, sauf stipulations contractuelles contraires.</w:t>
+        <w:rPr>
+          <w:b w:val="0"/>
+          <w:color w:val="000000"/>
+          <w:sz w:val="22"/>
+        </w:rPr>
+        <w:t>Si la d'mission est volontaire, le salarie n'a droit e aucune indemnite, sauf stipulations contractuelles contraires.</w:t>
       </w:r>
     </w:p>
     <w:p>
       <w:r>
-        <w:t>Si la d�mission r�sulte d�une prise d�acte et que le tribunal consid�re que la rupture est imputable � l�employeur, le</w:t>
+        <w:rPr>
+          <w:b w:val="0"/>
+          <w:color w:val="000000"/>
+          <w:sz w:val="22"/>
+        </w:rPr>
+        <w:t>Si la d'mission resulte d'une prise d'acte et que le tribunal considere que la rupture est imputable e l'employeur, le</w:t>
       </w:r>
     </w:p>
     <w:p>
       <w:r>
-        <w:t>salari� b�n�ficie des indemnit�s pour licenciement sans cause r�elle et s�rieuse.</w:t>
+        <w:rPr>
+          <w:b w:val="0"/>
+          <w:color w:val="000000"/>
+          <w:sz w:val="22"/>
+        </w:rPr>
+        <w:t>salarie ben'ficie des indemnites pour licenciement sans cause reelle et s'rieuse.</w:t>
       </w:r>
     </w:p>
     <w:p>
@@ -392,12 +692,22 @@
         <w:pStyle w:val="Heading2"/>
       </w:pPr>
       <w:r>
-        <w:t>EN CAS DE RUPTURE CONVENTIONNELLE E �</w:t>
+        <w:rPr>
+          <w:b/>
+          <w:color w:val="2F5496"/>
+          <w:sz w:val="24"/>
+        </w:rPr>
+        <w:t>EN CAS DE RUPTURE CONVENTIONNELLE E e</w:t>
       </w:r>
     </w:p>
     <w:p>
       <w:r>
-        <w:t>L�indemnit� pr�vue ne peut �tre inf�rieure � l�indemnit� l�gale de licenciement.</w:t>
+        <w:rPr>
+          <w:b w:val="0"/>
+          <w:color w:val="000000"/>
+          <w:sz w:val="22"/>
+        </w:rPr>
+        <w:t>L'indemnite prevue ne peut etre inferieure e l'indemnite l'gale de licenciement.</w:t>
       </w:r>
     </w:p>
     <w:p>
@@ -405,7 +715,12 @@
         <w:pStyle w:val="Heading2"/>
       </w:pPr>
       <w:r>
-        <w:t>LE RESPECT D�UN PR�AVIS II �</w:t>
+        <w:rPr>
+          <w:b/>
+          <w:color w:val="2F5496"/>
+          <w:sz w:val="24"/>
+        </w:rPr>
+        <w:t>LE RESPECT D'UN PReAVIS II e</w:t>
       </w:r>
     </w:p>
     <w:p>
@@ -413,27 +728,52 @@
         <w:pStyle w:val="Heading2"/>
       </w:pPr>
       <w:r>
-        <w:t>L�OBLIGATION D�EX�CUTER UN PR�AVIS A �</w:t>
+        <w:rPr>
+          <w:b/>
+          <w:color w:val="2F5496"/>
+          <w:sz w:val="24"/>
+        </w:rPr>
+        <w:t>L'OBLIGATION D'EXeCUTER UN PReAVIS A e</w:t>
       </w:r>
     </w:p>
     <w:p>
       <w:r>
-        <w:t>Lors de la rupture du contrat de travail � dur�e ind�termin�e, � l�initiative de l�une ou l�autre des parties, un d�lai-cong�</w:t>
+        <w:rPr>
+          <w:b w:val="0"/>
+          <w:color w:val="000000"/>
+          <w:sz w:val="22"/>
+        </w:rPr>
+        <w:t>Lors de la rupture du contrat de travail e duree indeterminee, e l'initiative de l'une ou l'autre des parties, un d'lai-conge</w:t>
       </w:r>
     </w:p>
     <w:p>
       <w:r>
-        <w:t>ou pr�avis ou d�lai de pr�venance doit �tre respect�. Il s�agit de la p�riode pendant laquelle chaque partie continue</w:t>
+        <w:rPr>
+          <w:b w:val="0"/>
+          <w:color w:val="000000"/>
+          <w:sz w:val="22"/>
+        </w:rPr>
+        <w:t>ou preavis ou d'lai de prevenance doit etre respecte. Il s'agit de la periode pendant laquelle chaque partie continue</w:t>
       </w:r>
     </w:p>
     <w:p>
       <w:r>
-        <w:t>d�ex�cuter le contrat alors m�me que sa fin a �t� act�e.</w:t>
+        <w:rPr>
+          <w:b w:val="0"/>
+          <w:color w:val="000000"/>
+          <w:sz w:val="22"/>
+        </w:rPr>
+        <w:t>d'executer le contrat alors m'me que sa fin a et' actee.</w:t>
       </w:r>
     </w:p>
     <w:p>
       <w:r>
-        <w:t>La dur�e du pr�avis permet :</w:t>
+        <w:rPr>
+          <w:b w:val="0"/>
+          <w:color w:val="000000"/>
+          <w:sz w:val="22"/>
+        </w:rPr>
+        <w:t>La duree du preavis permet :</w:t>
       </w:r>
     </w:p>
     <w:p>
@@ -441,7 +781,12 @@
         <w:pStyle w:val="ListBullet"/>
       </w:pPr>
       <w:r>
-        <w:t>au salari� de chercher un autre emploi ; -</w:t>
+        <w:rPr>
+          <w:b w:val="0"/>
+          <w:color w:val="000000"/>
+          <w:sz w:val="22"/>
+        </w:rPr>
+        <w:t>au salarie de chercher un autre emploi ;</w:t>
       </w:r>
     </w:p>
     <w:p>
@@ -449,11 +794,21 @@
         <w:pStyle w:val="ListBullet"/>
       </w:pPr>
       <w:r>
-        <w:t>� l�employeur de remplacer le salari� partant. -</w:t>
+        <w:rPr>
+          <w:b w:val="0"/>
+          <w:color w:val="000000"/>
+          <w:sz w:val="22"/>
+        </w:rPr>
+        <w:t>e l'employeur de remplacer le salarie partant.</w:t>
       </w:r>
     </w:p>
     <w:p>
       <w:r>
+        <w:rPr>
+          <w:b w:val="0"/>
+          <w:color w:val="000000"/>
+          <w:sz w:val="22"/>
+        </w:rPr>
         <w:t>Cette obligation cesse cependant dans les cas suivants et en dehors de toute dispense amiable lorsque :</w:t>
       </w:r>
     </w:p>
@@ -462,7 +817,12 @@
         <w:pStyle w:val="ListBullet"/>
       </w:pPr>
       <w:r>
-        <w:t>la rupture r�sulte d�un cas de force majeure ; -</w:t>
+        <w:rPr>
+          <w:b w:val="0"/>
+          <w:color w:val="000000"/>
+          <w:sz w:val="22"/>
+        </w:rPr>
+        <w:t>la rupture resulte d'un cas de force majeure ;</w:t>
       </w:r>
     </w:p>
     <w:p>
@@ -470,11 +830,21 @@
         <w:pStyle w:val="ListBullet"/>
       </w:pPr>
       <w:r>
-        <w:t>la rupture est cons�cutive � un licenciement pour inaptitude physique suite � un accident ou � une maladie non -</w:t>
+        <w:rPr>
+          <w:b w:val="0"/>
+          <w:color w:val="000000"/>
+          <w:sz w:val="22"/>
+        </w:rPr>
+        <w:t>la rupture est consecutive e un licenciement pour inaptitude physique suite e un accident ou e une maladie non</w:t>
       </w:r>
     </w:p>
     <w:p>
       <w:r>
+        <w:rPr>
+          <w:b w:val="0"/>
+          <w:color w:val="000000"/>
+          <w:sz w:val="22"/>
+        </w:rPr>
         <w:t>professionnelle ;</w:t>
       </w:r>
     </w:p>
@@ -483,7 +853,12 @@
         <w:pStyle w:val="ListBullet"/>
       </w:pPr>
       <w:r>
-        <w:t>en cas de d�mission par une salari�e en �tat de grossesse ; -</w:t>
+        <w:rPr>
+          <w:b w:val="0"/>
+          <w:color w:val="000000"/>
+          <w:sz w:val="22"/>
+        </w:rPr>
+        <w:t>en cas de d'mission par une salariee en etat de grossesse ;</w:t>
       </w:r>
     </w:p>
     <w:p>
@@ -491,7 +866,12 @@
         <w:pStyle w:val="ListBullet"/>
       </w:pPr>
       <w:r>
-        <w:t>en cas de rupture du contrat pour faute grave ou pour faute lourde. -</w:t>
+        <w:rPr>
+          <w:b w:val="0"/>
+          <w:color w:val="000000"/>
+          <w:sz w:val="22"/>
+        </w:rPr>
+        <w:t>en cas de rupture du contrat pour faute grave ou pour faute lourde.</w:t>
       </w:r>
     </w:p>
     <w:p>
@@ -499,52 +879,102 @@
         <w:pStyle w:val="Heading2"/>
       </w:pPr>
       <w:r>
-        <w:t>LA DUR�E DU PR�AVIS B �</w:t>
+        <w:rPr>
+          <w:b/>
+          <w:color w:val="2F5496"/>
+          <w:sz w:val="24"/>
+        </w:rPr>
+        <w:t>LA DUReE DU PReAVIS B e</w:t>
       </w:r>
     </w:p>
     <w:p>
       <w:r>
-        <w:t>Le point de d�part du pr�avis est la date � laquelle l�une des parties notifie � l�autre sa d�cision de rompre le contrat de</w:t>
+        <w:rPr>
+          <w:b w:val="0"/>
+          <w:color w:val="000000"/>
+          <w:sz w:val="22"/>
+        </w:rPr>
+        <w:t>Le point de d'part du preavis est la date e laquelle l'une des parties notifie e l'autre sa d'cision de rompre le contrat de</w:t>
       </w:r>
     </w:p>
     <w:p>
       <w:r>
-        <w:t>travail. Ainsi en mati�re de licenciement, le pr�avis d�marre � compter de la premi�re pr�sentation de la lettre</w:t>
+        <w:rPr>
+          <w:b w:val="0"/>
+          <w:color w:val="000000"/>
+          <w:sz w:val="22"/>
+        </w:rPr>
+        <w:t>travail. Ainsi en matiere de licenciement, le preavis d'marre e compter de la premiere presentation de la lettre</w:t>
       </w:r>
     </w:p>
     <w:p>
       <w:r>
-        <w:t>recommand�e notifiant au salari� la rupture de son contrat.</w:t>
+        <w:rPr>
+          <w:b w:val="0"/>
+          <w:color w:val="000000"/>
+          <w:sz w:val="22"/>
+        </w:rPr>
+        <w:t>recommandee notifiant au salarie la rupture de son contrat.</w:t>
       </w:r>
     </w:p>
     <w:p>
       <w:r>
-        <w:t>En mati�re de d�mission, et en l�absence de dispositions conventionnelles contraires, le pr�avis commence � courir au</w:t>
+        <w:rPr>
+          <w:b w:val="0"/>
+          <w:color w:val="000000"/>
+          <w:sz w:val="22"/>
+        </w:rPr>
+        <w:t>En matiere de d'mission, et en l'absence de dispositions conventionnelles contraires, le preavis commence e courir au</w:t>
       </w:r>
     </w:p>
     <w:p>
       <w:r>
-        <w:t>jour o� le salari� informe l�employeur de sa volont� de d�missionner.</w:t>
+        <w:rPr>
+          <w:b w:val="0"/>
+          <w:color w:val="000000"/>
+          <w:sz w:val="22"/>
+        </w:rPr>
+        <w:t>jour oe le salarie informe l'employeur de sa volonte de d'missionner.</w:t>
       </w:r>
     </w:p>
     <w:p>
       <w:r>
-        <w:t>La dur�e du pr�avis diff�re selon qu�il s�agit d�un licenciement ou d�une d�mission.</w:t>
+        <w:rPr>
+          <w:b w:val="0"/>
+          <w:color w:val="000000"/>
+          <w:sz w:val="22"/>
+        </w:rPr>
+        <w:t>La duree du preavis differe selon qu'il s'agit d'un licenciement ou d'une d'mission.</w:t>
       </w:r>
     </w:p>
     <w:p>
       <w:r>
-        <w:t>S�il s�agit d�une d�mission la dur�e du pr�avis est fix�e par la convention collective ou � d�faut les usages, et ce, quelle que</w:t>
+        <w:rPr>
+          <w:b w:val="0"/>
+          <w:color w:val="000000"/>
+          <w:sz w:val="22"/>
+        </w:rPr>
+        <w:t>S'il s'agit d'une d'mission la duree du preavis est fixee par la convention collective ou e d'faut les usages, et ce, quelle que</w:t>
       </w:r>
     </w:p>
     <w:p>
       <w:r>
-        <w:t>soit l�anciennet� du salari�.</w:t>
+        <w:rPr>
+          <w:b w:val="0"/>
+          <w:color w:val="000000"/>
+          <w:sz w:val="22"/>
+        </w:rPr>
+        <w:t>soit l'anciennete du salarie.</w:t>
       </w:r>
     </w:p>
     <w:p>
       <w:r>
-        <w:t>En cas de licenciement, la dur�e du pr�avis varie en fonction de l�anciennet� du salari�. Ainsi :</w:t>
+        <w:rPr>
+          <w:b w:val="0"/>
+          <w:color w:val="000000"/>
+          <w:sz w:val="22"/>
+        </w:rPr>
+        <w:t>En cas de licenciement, la duree du preavis varie en fonction de l'anciennete du salarie. Ainsi :</w:t>
       </w:r>
     </w:p>
     <w:p>
@@ -552,11 +982,21 @@
         <w:pStyle w:val="ListBullet"/>
       </w:pPr>
       <w:r>
-        <w:t>si l�anciennet� du salari� est inf�rieure � six mois, la dur�e du pr�avis d�pend de la convention collective ou des -</w:t>
+        <w:rPr>
+          <w:b w:val="0"/>
+          <w:color w:val="000000"/>
+          <w:sz w:val="22"/>
+        </w:rPr>
+        <w:t>si l'anciennete du salarie est inferieure e six mois, la duree du preavis d'pend de la convention collective ou des</w:t>
       </w:r>
     </w:p>
     <w:p>
       <w:r>
+        <w:rPr>
+          <w:b w:val="0"/>
+          <w:color w:val="000000"/>
+          <w:sz w:val="22"/>
+        </w:rPr>
         <w:t>usages ;</w:t>
       </w:r>
     </w:p>
@@ -565,7 +1005,12 @@
         <w:pStyle w:val="ListBullet"/>
       </w:pPr>
       <w:r>
-        <w:t>si l�anciennet� est comprise entre 6 mois et 2 ans, la dur�e du pr�avis est de 1 mois ; -</w:t>
+        <w:rPr>
+          <w:b w:val="0"/>
+          <w:color w:val="000000"/>
+          <w:sz w:val="22"/>
+        </w:rPr>
+        <w:t>si l'anciennete est comprise entre 6 mois et 2 ans, la duree du preavis est de 1 mois ;</w:t>
       </w:r>
     </w:p>
     <w:p>
@@ -573,21 +1018,41 @@
         <w:pStyle w:val="ListBullet"/>
       </w:pPr>
       <w:r>
-        <w:t>si l�anciennet� est sup�rieure � 2 ans, la dur�e du pr�avis est de 2 mois. -</w:t>
+        <w:rPr>
+          <w:b w:val="0"/>
+          <w:color w:val="000000"/>
+          <w:sz w:val="22"/>
+        </w:rPr>
+        <w:t>si l'anciennete est superieure e 2 ans, la duree du preavis est de 2 mois.</w:t>
       </w:r>
     </w:p>
     <w:p>
       <w:r>
-        <w:t>� noter que le d�lai de pr�avis est un d�lai pr�fixe, c�est-�-dire insusceptible d�interruption. Autrement dit en dehors des</w:t>
+        <w:rPr>
+          <w:b w:val="0"/>
+          <w:color w:val="000000"/>
+          <w:sz w:val="22"/>
+        </w:rPr>
+        <w:t>e noter que le d'lai de preavis est un d'lai prefixe, c'est-e-dire insusceptible d'interruption. Autrement dit en dehors des</w:t>
       </w:r>
     </w:p>
     <w:p>
       <w:r>
-        <w:t>cas pr�vus par la loi (cong�s pay�s, accord des parties, accident du travail�) le pr�avis ne peut �tre interrompu et report�</w:t>
+        <w:rPr>
+          <w:b w:val="0"/>
+          <w:color w:val="000000"/>
+          <w:sz w:val="22"/>
+        </w:rPr>
+        <w:t>cas prevus par la loi (conges payes, accord des parties, accident du travaile) le preavis ne peut etre interrompu et reporte</w:t>
       </w:r>
     </w:p>
     <w:p>
       <w:r>
+        <w:rPr>
+          <w:b w:val="0"/>
+          <w:color w:val="000000"/>
+          <w:sz w:val="22"/>
+        </w:rPr>
         <w:t>du temps de la maladie par exemple.</w:t>
       </w:r>
     </w:p>
@@ -596,7 +1061,12 @@
         <w:pStyle w:val="Heading2"/>
       </w:pPr>
       <w:r>
-        <w:t>EX�CUTION DU CONTRAT PENDANT LE PR�AVIS C �</w:t>
+        <w:rPr>
+          <w:b/>
+          <w:color w:val="2F5496"/>
+          <w:sz w:val="24"/>
+        </w:rPr>
+        <w:t>EXeCUTION DU CONTRAT PENDANT LE PReAVIS C e</w:t>
       </w:r>
     </w:p>
     <w:p>
@@ -604,52 +1074,102 @@
         <w:pStyle w:val="Heading2"/>
       </w:pPr>
       <w:r>
-        <w:t>LES HEURES POUR RECHERCHE D�EMPLOI</w:t>
+        <w:rPr>
+          <w:b/>
+          <w:color w:val="2F5496"/>
+          <w:sz w:val="24"/>
+        </w:rPr>
+        <w:t>LES HEURES POUR RECHERCHE D'EMPLOI</w:t>
       </w:r>
     </w:p>
     <w:p>
       <w:r>
+        <w:rPr>
+          <w:b w:val="0"/>
+          <w:color w:val="000000"/>
+          <w:sz w:val="22"/>
+        </w:rPr>
         <w:t>?</w:t>
       </w:r>
     </w:p>
     <w:p>
       <w:r>
-        <w:t>La loi ne pr�voit aucune disposition en la mati�re. C�est donc vers les conventions, accords collectifs ou les usages qu�il</w:t>
+        <w:rPr>
+          <w:b w:val="0"/>
+          <w:color w:val="000000"/>
+          <w:sz w:val="22"/>
+        </w:rPr>
+        <w:t>La loi ne prevoit aucune disposition en la matiere. C'est donc vers les conventions, accords collectifs ou les usages qu'il</w:t>
       </w:r>
     </w:p>
     <w:p>
       <w:r>
-        <w:t>faut se tourner pour trouver de telles mesures ainsi que les modalit�s l�organisant (dur�e, r�mun�ration, conditions</w:t>
+        <w:rPr>
+          <w:b w:val="0"/>
+          <w:color w:val="000000"/>
+          <w:sz w:val="22"/>
+        </w:rPr>
+        <w:t>faut se tourner pour trouver de telles mesures ainsi que les modalites l'organisant (duree, remuneration, conditions</w:t>
       </w:r>
     </w:p>
     <w:p>
       <w:r>
+        <w:rPr>
+          <w:b w:val="0"/>
+          <w:color w:val="000000"/>
+          <w:sz w:val="22"/>
+        </w:rPr>
         <w:t>77</w:t>
       </w:r>
     </w:p>
     <w:p>
       <w:r>
-        <w:t>�ditions Corroy � 4 rue de Villars, 42000 Saint-�tienne � 04 77 79 92 46 � infos@editions-corroy.fr</w:t>
+        <w:rPr>
+          <w:b w:val="0"/>
+          <w:color w:val="000000"/>
+          <w:sz w:val="22"/>
+        </w:rPr>
+        <w:t>editions Corroy e 4 rue de Villars, 42000 Saint-etienne e 04 77 79 92 46 e infos@editions-corroy.fr</w:t>
       </w:r>
     </w:p>
     <w:p>
       <w:r>
-        <w:t>UE 3 � Fiche 18</w:t>
+        <w:rPr>
+          <w:b w:val="0"/>
+          <w:color w:val="000000"/>
+          <w:sz w:val="22"/>
+        </w:rPr>
+        <w:t>UE 3 e Fiche 18</w:t>
       </w:r>
     </w:p>
     <w:p>
       <w:r>
+        <w:rPr>
+          <w:b w:val="0"/>
+          <w:color w:val="000000"/>
+          <w:sz w:val="22"/>
+        </w:rPr>
         <w:t>DCGUE3F.qxp_DCGUE3F 24/07/2025 10:26 Page 77</w:t>
       </w:r>
     </w:p>
     <w:p>
       <w:r>
-        <w:t>d�ouverture�). Lorsqu�elles existent, la dur�e d�absence est g�n�ralement de 2 heures par jour pendant la dur�e du</w:t>
+        <w:rPr>
+          <w:b w:val="0"/>
+          <w:color w:val="000000"/>
+          <w:sz w:val="22"/>
+        </w:rPr>
+        <w:t>d'ouverturee). Lorsqu'elles existent, la duree d'absence est gen'ralement de 2 heures par jour pendant la duree du</w:t>
       </w:r>
     </w:p>
     <w:p>
       <w:r>
-        <w:t>pr�avis.</w:t>
+        <w:rPr>
+          <w:b w:val="0"/>
+          <w:color w:val="000000"/>
+          <w:sz w:val="22"/>
+        </w:rPr>
+        <w:t>preavis.</w:t>
       </w:r>
     </w:p>
     <w:p>
@@ -657,27 +1177,52 @@
         <w:pStyle w:val="Heading2"/>
       </w:pPr>
       <w:r>
-        <w:t>MALADIE DU SALARI� PENDANT LE PR�AVIS</w:t>
+        <w:rPr>
+          <w:b/>
+          <w:color w:val="2F5496"/>
+          <w:sz w:val="24"/>
+        </w:rPr>
+        <w:t>MALADIE DU SALARIe PENDANT LE PReAVIS</w:t>
       </w:r>
     </w:p>
     <w:p>
       <w:r>
+        <w:rPr>
+          <w:b w:val="0"/>
+          <w:color w:val="000000"/>
+          <w:sz w:val="22"/>
+        </w:rPr>
         <w:t>?</w:t>
       </w:r>
     </w:p>
     <w:p>
       <w:r>
-        <w:t>En cas de maladie ou d�accident non professionnel, la dur�e du pr�avis ne peut �tre allong�e du temps de suspension du</w:t>
+        <w:rPr>
+          <w:b w:val="0"/>
+          <w:color w:val="000000"/>
+          <w:sz w:val="22"/>
+        </w:rPr>
+        <w:t>En cas de maladie ou d'accident non professionnel, la duree du preavis ne peut etre allongee du temps de suspension du</w:t>
       </w:r>
     </w:p>
     <w:p>
       <w:r>
-        <w:t>contrat de travail. � l�inverse si la maladie ou l�accident est d�origine professionnelle, le pr�avis est suspendu le temps de</w:t>
+        <w:rPr>
+          <w:b w:val="0"/>
+          <w:color w:val="000000"/>
+          <w:sz w:val="22"/>
+        </w:rPr>
+        <w:t>contrat de travail. e l'inverse si la maladie ou l'accident est d'origine professionnelle, le preavis est suspendu le temps de</w:t>
       </w:r>
     </w:p>
     <w:p>
       <w:r>
-        <w:t>l�indisponibilit� du salari�.</w:t>
+        <w:rPr>
+          <w:b w:val="0"/>
+          <w:color w:val="000000"/>
+          <w:sz w:val="22"/>
+        </w:rPr>
+        <w:t>l'indisponibilite du salarie.</w:t>
       </w:r>
     </w:p>
     <w:p>
@@ -685,17 +1230,32 @@
         <w:pStyle w:val="Heading2"/>
       </w:pPr>
       <w:r>
-        <w:t>LA FAUTE GRAVE OU LOURDE PENDANT LE PR�AVIS</w:t>
+        <w:rPr>
+          <w:b/>
+          <w:color w:val="2F5496"/>
+          <w:sz w:val="24"/>
+        </w:rPr>
+        <w:t>LA FAUTE GRAVE OU LOURDE PENDANT LE PReAVIS</w:t>
       </w:r>
     </w:p>
     <w:p>
       <w:r>
+        <w:rPr>
+          <w:b w:val="0"/>
+          <w:color w:val="000000"/>
+          <w:sz w:val="22"/>
+        </w:rPr>
         <w:t>?</w:t>
       </w:r>
     </w:p>
     <w:p>
       <w:r>
-        <w:t>La survenance d�une faute grave ou lourde justifie l�interruption imm�diate du pr�avis.</w:t>
+        <w:rPr>
+          <w:b w:val="0"/>
+          <w:color w:val="000000"/>
+          <w:sz w:val="22"/>
+        </w:rPr>
+        <w:t>La survenance d'une faute grave ou lourde justifie l'interruption immediate du preavis.</w:t>
       </w:r>
     </w:p>
     <w:p>
@@ -703,12 +1263,22 @@
         <w:pStyle w:val="Heading2"/>
       </w:pPr>
       <w:r>
-        <w:t>L�INEX�CUTION DU PR�AVIS D �</w:t>
+        <w:rPr>
+          <w:b/>
+          <w:color w:val="2F5496"/>
+          <w:sz w:val="24"/>
+        </w:rPr>
+        <w:t>L'INEXeCUTION DU PReAVIS D e</w:t>
       </w:r>
     </w:p>
     <w:p>
       <w:r>
-        <w:t>Le salari� peut ne pas ex�cuter son pr�avis soit � la demande de l�employeur soit sur sa propre initiative.</w:t>
+        <w:rPr>
+          <w:b w:val="0"/>
+          <w:color w:val="000000"/>
+          <w:sz w:val="22"/>
+        </w:rPr>
+        <w:t>Le salarie peut ne pas executer son preavis soit e la demande de l'employeur soit sur sa propre initiative.</w:t>
       </w:r>
     </w:p>
     <w:p>
@@ -716,27 +1286,52 @@
         <w:pStyle w:val="Heading2"/>
       </w:pPr>
       <w:r>
-        <w:t>L�INEX�CUTION � LA DEMANDE DU SALARI�</w:t>
+        <w:rPr>
+          <w:b/>
+          <w:color w:val="2F5496"/>
+          <w:sz w:val="24"/>
+        </w:rPr>
+        <w:t>L'INEXeCUTION e LA DEMANDE DU SALARIe</w:t>
       </w:r>
     </w:p>
     <w:p>
       <w:r>
+        <w:rPr>
+          <w:b w:val="0"/>
+          <w:color w:val="000000"/>
+          <w:sz w:val="22"/>
+        </w:rPr>
         <w:t>?</w:t>
       </w:r>
     </w:p>
     <w:p>
       <w:r>
-        <w:t>Le salari� peut demander � b�n�ficier d�une dur�e de pr�avis plus courte que celle initialement due. Par exemple, dans</w:t>
+        <w:rPr>
+          <w:b w:val="0"/>
+          <w:color w:val="000000"/>
+          <w:sz w:val="22"/>
+        </w:rPr>
+        <w:t>Le salarie peut demander e ben'ficier d'une duree de preavis plus courte que celle initialement due. Par exemple, dans</w:t>
       </w:r>
     </w:p>
     <w:p>
       <w:r>
-        <w:t>l�hypoth�se o� il vient de trouver un emploi pour lequel l�embauche est imminente. Cette possibilit� est � la discr�tion</w:t>
+        <w:rPr>
+          <w:b w:val="0"/>
+          <w:color w:val="000000"/>
+          <w:sz w:val="22"/>
+        </w:rPr>
+        <w:t>l'hypothese oe il vient de trouver un emploi pour lequel l'embauche est imminente. Cette possibilite est e la discretion</w:t>
       </w:r>
     </w:p>
     <w:p>
       <w:r>
-        <w:t>de l�employer qui peut ne pas y faire droit. Si le salari� passe outre, l�employeur est fond� � demander une indemnisation.</w:t>
+        <w:rPr>
+          <w:b w:val="0"/>
+          <w:color w:val="000000"/>
+          <w:sz w:val="22"/>
+        </w:rPr>
+        <w:t>de l'employer qui peut ne pas y faire droit. Si le salarie passe outre, l'employeur est fonde e demander une indemnisation.</w:t>
       </w:r>
     </w:p>
     <w:p>
@@ -744,27 +1339,52 @@
         <w:pStyle w:val="Heading2"/>
       </w:pPr>
       <w:r>
-        <w:t>L�INEX�CUTION � LA DEMANDE DE L�EMPLOYEUR</w:t>
+        <w:rPr>
+          <w:b/>
+          <w:color w:val="2F5496"/>
+          <w:sz w:val="24"/>
+        </w:rPr>
+        <w:t>L'INEXeCUTION e LA DEMANDE DE L'EMPLOYEUR</w:t>
       </w:r>
     </w:p>
     <w:p>
       <w:r>
+        <w:rPr>
+          <w:b w:val="0"/>
+          <w:color w:val="000000"/>
+          <w:sz w:val="22"/>
+        </w:rPr>
         <w:t>?</w:t>
       </w:r>
     </w:p>
     <w:p>
       <w:r>
-        <w:t>L�employeur peut dispenser le salari� d�ex�cuter son pr�avis. Dans ce cas, le salari�, qui ne peut refuser, continue de</w:t>
+        <w:rPr>
+          <w:b w:val="0"/>
+          <w:color w:val="000000"/>
+          <w:sz w:val="22"/>
+        </w:rPr>
+        <w:t>L'employeur peut dispenser le salarie d'executer son preavis. Dans ce cas, le salarie, qui ne peut refuser, continue de</w:t>
       </w:r>
     </w:p>
     <w:p>
       <w:r>
-        <w:t>percevoir sa r�mun�ration et de b�n�ficier des m�mes droits que s�il �tait encore physiquement dans l�entreprise</w:t>
+        <w:rPr>
+          <w:b w:val="0"/>
+          <w:color w:val="000000"/>
+          <w:sz w:val="22"/>
+        </w:rPr>
+        <w:t>percevoir sa remuneration et de ben'ficier des m'mes droits que s'il etait encore physiquement dans l'entreprise</w:t>
       </w:r>
     </w:p>
     <w:p>
       <w:r>
-        <w:t>jusqu�au terme de son contrat. La preuve lui incombant, il est pr�f�rable de faire constater cette dispense dans un �crit.</w:t>
+        <w:rPr>
+          <w:b w:val="0"/>
+          <w:color w:val="000000"/>
+          <w:sz w:val="22"/>
+        </w:rPr>
+        <w:t>jusqu'au terme de son contrat. La preuve lui incombant, il est preferable de faire constater cette dispense dans un ecrit.</w:t>
       </w:r>
     </w:p>
     <w:p>
@@ -772,7 +1392,12 @@
         <w:pStyle w:val="Heading2"/>
       </w:pPr>
       <w:r>
-        <w:t>LA POSSIBILIT� DE CONCLURE UNE TRANSACTION III �</w:t>
+        <w:rPr>
+          <w:b/>
+          <w:color w:val="2F5496"/>
+          <w:sz w:val="24"/>
+        </w:rPr>
+        <w:t>LA POSSIBILITe DE CONCLURE UNE TRANSACTION III e</w:t>
       </w:r>
     </w:p>
     <w:p>
@@ -780,12 +1405,22 @@
         <w:pStyle w:val="Heading2"/>
       </w:pPr>
       <w:r>
-        <w:t>CONDITIONS DE VALIDIT� A �</w:t>
+        <w:rPr>
+          <w:b/>
+          <w:color w:val="7030A0"/>
+          <w:sz w:val="24"/>
+        </w:rPr>
+        <w:t>CONDITIONS DE VALIDITe A e</w:t>
       </w:r>
     </w:p>
     <w:p>
       <w:r>
-        <w:t>Pour �tre valable, la transaction doit r�pondre � des conditions de fond suivantes :</w:t>
+        <w:rPr>
+          <w:b w:val="0"/>
+          <w:color w:val="7030A0"/>
+          <w:sz w:val="22"/>
+        </w:rPr>
+        <w:t>Pour etre valable, la transaction doit repondre e des conditions de fond suivantes :</w:t>
       </w:r>
     </w:p>
     <w:p>
@@ -793,17 +1428,32 @@
         <w:pStyle w:val="Heading2"/>
       </w:pPr>
       <w:r>
-        <w:t>ELLE DOIT RESPECTER LES CONDITIONS DE VALIDIT� DE TOUTE CONVENTION</w:t>
+        <w:rPr>
+          <w:b/>
+          <w:color w:val="7030A0"/>
+          <w:sz w:val="24"/>
+        </w:rPr>
+        <w:t>ELLE DOIT RESPECTER LES CONDITIONS DE VALIDITe DE TOUTE CONVENTION</w:t>
       </w:r>
     </w:p>
     <w:p>
       <w:r>
+        <w:rPr>
+          <w:b w:val="0"/>
+          <w:color w:val="7030A0"/>
+          <w:sz w:val="22"/>
+        </w:rPr>
         <w:t>?</w:t>
       </w:r>
     </w:p>
     <w:p>
       <w:r>
-        <w:t>Consentement, capacit�, objet certain et cause licite.</w:t>
+        <w:rPr>
+          <w:b w:val="0"/>
+          <w:color w:val="7030A0"/>
+          <w:sz w:val="22"/>
+        </w:rPr>
+        <w:t>Consentement, capacite, objet certain et cause licite.</w:t>
       </w:r>
     </w:p>
     <w:p>
@@ -811,31 +1461,61 @@
         <w:pStyle w:val="Heading2"/>
       </w:pPr>
       <w:r>
-        <w:t>ELLE DOIT �TRE POST�RIEURE � LA RUPTURE DU CONTRAT DE TRAVAIL</w:t>
+        <w:rPr>
+          <w:b/>
+          <w:color w:val="2F5496"/>
+          <w:sz w:val="24"/>
+        </w:rPr>
+        <w:t>ELLE DOIT eTRE POSTeRIEURE e LA RUPTURE DU CONTRAT DE TRAVAIL</w:t>
       </w:r>
     </w:p>
     <w:p>
       <w:r>
+        <w:rPr>
+          <w:b w:val="0"/>
+          <w:color w:val="000000"/>
+          <w:sz w:val="22"/>
+        </w:rPr>
         <w:t>?</w:t>
       </w:r>
     </w:p>
     <w:p>
       <w:r>
-        <w:t>C�est-�-dire en mati�re de licenciement qu�apr�s la connaissance effective par le salari� du licenciement dont il est</w:t>
+        <w:rPr>
+          <w:b w:val="0"/>
+          <w:color w:val="000000"/>
+          <w:sz w:val="22"/>
+        </w:rPr>
+        <w:t>C'est-e-dire en matiere de licenciement qu'apres la connaissance effective par le salarie du licenciement dont il est</w:t>
       </w:r>
     </w:p>
     <w:p>
       <w:r>
-        <w:t>l�objet. Cela signifie que la transaction ne peut �tre envisag�e qu�apr�s le retrait de la lettre recommand�e signifiant la</w:t>
+        <w:rPr>
+          <w:b w:val="0"/>
+          <w:color w:val="000000"/>
+          <w:sz w:val="22"/>
+        </w:rPr>
+        <w:t>l'objet. Cela signifie que la transaction ne peut etre envisagee qu'apres le retrait de la lettre recommandee signifiant la</w:t>
       </w:r>
     </w:p>
     <w:p>
       <w:r>
-        <w:t>rupture du contrat. N�anmoins, faire �tat d�une proposition de transaction avant la rupture du contrat reste possible</w:t>
+        <w:rPr>
+          <w:b w:val="0"/>
+          <w:color w:val="000000"/>
+          <w:sz w:val="22"/>
+        </w:rPr>
+        <w:t>rupture du contrat. N'anmoins, faire etat d'une proposition de transaction avant la rupture du contrat reste possible</w:t>
       </w:r>
     </w:p>
     <w:p>
       <w:r>
+        <w:rPr>
+          <w:b w:val="0"/>
+          <w:color w:val="000000"/>
+          <w:sz w:val="22"/>
+        </w:rPr>
         <w:t>(Cass. soc.13 mai 2015).</w:t>
       </w:r>
     </w:p>
@@ -844,26 +1524,51 @@
         <w:pStyle w:val="Heading2"/>
       </w:pPr>
       <w:r>
-        <w:t>ELLE DOIT COMPORTER DES CONCESSIONS R�CIPROQUES</w:t>
+        <w:rPr>
+          <w:b/>
+          <w:color w:val="2F5496"/>
+          <w:sz w:val="24"/>
+        </w:rPr>
+        <w:t>ELLE DOIT COMPORTER DES CONCESSIONS ReCIPROQUES</w:t>
       </w:r>
     </w:p>
     <w:p>
       <w:r>
+        <w:rPr>
+          <w:b w:val="0"/>
+          <w:color w:val="000000"/>
+          <w:sz w:val="22"/>
+        </w:rPr>
         <w:t>?</w:t>
       </w:r>
     </w:p>
     <w:p>
       <w:r>
-        <w:t>Chaque partie, employeur et salari�, doit obligatoirement conc�der quelque chose dont le contenu s�appr�cie au jour de</w:t>
+        <w:rPr>
+          <w:b w:val="0"/>
+          <w:color w:val="000000"/>
+          <w:sz w:val="22"/>
+        </w:rPr>
+        <w:t>Chaque partie, employeur et salarie, doit obligatoirement conceder quelque chose dont le contenu s'apprecie au jour de</w:t>
       </w:r>
     </w:p>
     <w:p>
       <w:r>
-        <w:t>la transaction. En cas de contentieux, le juge, pour appr�cier l��tendue et la r�alit� des concessions, doit v�rifier que la</w:t>
+        <w:rPr>
+          <w:b w:val="0"/>
+          <w:color w:val="000000"/>
+          <w:sz w:val="22"/>
+        </w:rPr>
+        <w:t>la transaction. En cas de contentieux, le juge, pour apprecier l'etendue et la realite des concessions, doit verifier que la</w:t>
       </w:r>
     </w:p>
     <w:p>
       <w:r>
+        <w:rPr>
+          <w:b w:val="0"/>
+          <w:color w:val="000000"/>
+          <w:sz w:val="22"/>
+        </w:rPr>
         <w:t>lettre de licenciement est conforme aux exigences de la loi (Cass. soc.13 juillet 2010).</w:t>
       </w:r>
     </w:p>
@@ -872,7 +1577,12 @@
         <w:pStyle w:val="Heading2"/>
       </w:pPr>
       <w:r>
-        <w:t>EFFETS B �</w:t>
+        <w:rPr>
+          <w:b/>
+          <w:color w:val="2F5496"/>
+          <w:sz w:val="24"/>
+        </w:rPr>
+        <w:t>EFFETS B e</w:t>
       </w:r>
     </w:p>
     <w:p>
@@ -880,17 +1590,32 @@
         <w:pStyle w:val="Heading2"/>
       </w:pPr>
       <w:r>
-        <w:t>LA TRANSACTION NE LIE LES PARTIES QU�AU REGARD DES DISPOSITIONS QUI Y SONT CONTENUES</w:t>
+        <w:rPr>
+          <w:b/>
+          <w:color w:val="2F5496"/>
+          <w:sz w:val="24"/>
+        </w:rPr>
+        <w:t>LA TRANSACTION NE LIE LES PARTIES QUeAU REGARD DES DISPOSITIONS QUI Y SONT CONTENUES</w:t>
       </w:r>
     </w:p>
     <w:p>
       <w:r>
+        <w:rPr>
+          <w:b w:val="0"/>
+          <w:color w:val="000000"/>
+          <w:sz w:val="22"/>
+        </w:rPr>
         <w:t>?</w:t>
       </w:r>
     </w:p>
     <w:p>
       <w:r>
-        <w:t>Il faut donc veiller avec attention � la r�daction de la transaction.</w:t>
+        <w:rPr>
+          <w:b w:val="0"/>
+          <w:color w:val="000000"/>
+          <w:sz w:val="22"/>
+        </w:rPr>
+        <w:t>Il faut donc veiller avec attention e la redaction de la transaction.</w:t>
       </w:r>
     </w:p>
     <w:p>
@@ -898,22 +1623,42 @@
         <w:pStyle w:val="Heading2"/>
       </w:pPr>
       <w:r>
-        <w:t>LA TRANSACTION � AUTORIT� DE LA CHOSE JUG�E EN DERNIER RESSORT</w:t>
+        <w:rPr>
+          <w:b/>
+          <w:color w:val="2F5496"/>
+          <w:sz w:val="24"/>
+        </w:rPr>
+        <w:t>LA TRANSACTION e AUTORITe DE LA CHOSE JUGeE EN DERNIER RESSORT</w:t>
       </w:r>
     </w:p>
     <w:p>
       <w:r>
+        <w:rPr>
+          <w:b w:val="0"/>
+          <w:color w:val="000000"/>
+          <w:sz w:val="22"/>
+        </w:rPr>
         <w:t>?</w:t>
       </w:r>
     </w:p>
     <w:p>
       <w:r>
-        <w:t>Elle s�impose aux parties d�finitivement et imm�diatement, de m�me qu�elle emporte par principe renonciation � toute</w:t>
+        <w:rPr>
+          <w:b w:val="0"/>
+          <w:color w:val="000000"/>
+          <w:sz w:val="22"/>
+        </w:rPr>
+        <w:t>Elle s'impose aux parties d'finitivement et immediatement, de m'me qu'elle emporte par principe renonciation e toute</w:t>
       </w:r>
     </w:p>
     <w:p>
       <w:r>
-        <w:t>action judiciaire ult�rieure sur le m�me contenu.</w:t>
+        <w:rPr>
+          <w:b w:val="0"/>
+          <w:color w:val="000000"/>
+          <w:sz w:val="22"/>
+        </w:rPr>
+        <w:t>action judiciaire ulterieure sur le m'me contenu.</w:t>
       </w:r>
     </w:p>
     <w:p>
@@ -921,7 +1666,12 @@
         <w:pStyle w:val="Heading2"/>
       </w:pPr>
       <w:r>
-        <w:t>LA REMISE DE DOCUMENTS IV �</w:t>
+        <w:rPr>
+          <w:b/>
+          <w:color w:val="2F5496"/>
+          <w:sz w:val="24"/>
+        </w:rPr>
+        <w:t>LA REMISE DE DOCUMENTS IV e</w:t>
       </w:r>
     </w:p>
     <w:p>
@@ -929,7 +1679,12 @@
         <w:pStyle w:val="Heading2"/>
       </w:pPr>
       <w:r>
-        <w:t>LE CERTIFICAT DE TRAVAIL A �</w:t>
+        <w:rPr>
+          <w:b/>
+          <w:color w:val="2F5496"/>
+          <w:sz w:val="24"/>
+        </w:rPr>
+        <w:t>LE CERTIFICAT DE TRAVAIL A e</w:t>
       </w:r>
     </w:p>
     <w:p>
@@ -937,22 +1692,42 @@
         <w:pStyle w:val="Heading2"/>
       </w:pPr>
       <w:r>
-        <w:t>OBLIGATION L�GALE</w:t>
+        <w:rPr>
+          <w:b/>
+          <w:color w:val="2F5496"/>
+          <w:sz w:val="24"/>
+        </w:rPr>
+        <w:t>OBLIGATION L'GALE</w:t>
       </w:r>
     </w:p>
     <w:p>
       <w:r>
+        <w:rPr>
+          <w:b w:val="0"/>
+          <w:color w:val="000000"/>
+          <w:sz w:val="22"/>
+        </w:rPr>
         <w:t>?</w:t>
       </w:r>
     </w:p>
     <w:p>
       <w:r>
-        <w:t>L�article L 1234-19 dispose que l�employeur � l�obligation de remettre au salari� un certificat de travail � l�issue de la</w:t>
+        <w:rPr>
+          <w:b w:val="0"/>
+          <w:color w:val="000000"/>
+          <w:sz w:val="22"/>
+        </w:rPr>
+        <w:t>L'article L 1234-19 dispose que l'employeur e l'obligation de remettre au salarie un certificat de travail e l'issue de la</w:t>
       </w:r>
     </w:p>
     <w:p>
       <w:r>
-        <w:t>relation de travail, sans distinction de contrat ou de dur�e de travail.</w:t>
+        <w:rPr>
+          <w:b w:val="0"/>
+          <w:color w:val="000000"/>
+          <w:sz w:val="22"/>
+        </w:rPr>
+        <w:t>relation de travail, sans distinction de contrat ou de duree de travail.</w:t>
       </w:r>
     </w:p>
     <w:p>
@@ -960,16 +1735,31 @@
         <w:pStyle w:val="Heading2"/>
       </w:pPr>
       <w:r>
+        <w:rPr>
+          <w:b/>
+          <w:color w:val="2F5496"/>
+          <w:sz w:val="24"/>
+        </w:rPr>
         <w:t>MENTIONS OBLIGATOIRES</w:t>
       </w:r>
     </w:p>
     <w:p>
       <w:r>
+        <w:rPr>
+          <w:b w:val="0"/>
+          <w:color w:val="000000"/>
+          <w:sz w:val="22"/>
+        </w:rPr>
         <w:t>?</w:t>
       </w:r>
     </w:p>
     <w:p>
       <w:r>
+        <w:rPr>
+          <w:b w:val="0"/>
+          <w:color w:val="000000"/>
+          <w:sz w:val="22"/>
+        </w:rPr>
         <w:t>Il doit obligatoirement comporter les mentions suivantes :</w:t>
       </w:r>
     </w:p>
@@ -978,7 +1768,12 @@
         <w:pStyle w:val="ListBullet"/>
       </w:pPr>
       <w:r>
-        <w:t>le nom de l�employeur ; -</w:t>
+        <w:rPr>
+          <w:b w:val="0"/>
+          <w:color w:val="000000"/>
+          <w:sz w:val="22"/>
+        </w:rPr>
+        <w:t>le nom de l'employeur ;</w:t>
       </w:r>
     </w:p>
     <w:p>
@@ -986,7 +1781,12 @@
         <w:pStyle w:val="ListBullet"/>
       </w:pPr>
       <w:r>
-        <w:t>la raison sociale de l�entreprise ; -</w:t>
+        <w:rPr>
+          <w:b w:val="0"/>
+          <w:color w:val="000000"/>
+          <w:sz w:val="22"/>
+        </w:rPr>
+        <w:t>la raison sociale de l'entreprise ;</w:t>
       </w:r>
     </w:p>
     <w:p>
@@ -994,7 +1794,12 @@
         <w:pStyle w:val="ListBullet"/>
       </w:pPr>
       <w:r>
-        <w:t>les noms et pr�noms du salari� ; -</w:t>
+        <w:rPr>
+          <w:b w:val="0"/>
+          <w:color w:val="000000"/>
+          <w:sz w:val="22"/>
+        </w:rPr>
+        <w:t>les noms et prenoms du salarie ;</w:t>
       </w:r>
     </w:p>
     <w:p>
@@ -1002,30 +1807,54 @@
         <w:pStyle w:val="ListBullet"/>
       </w:pPr>
       <w:r>
-        <w:t>la date d�entr�e du salari� dans l�entreprise, c�est-�-dire la date de prise effective des fonctions ; -</w:t>
+        <w:rPr>
+          <w:b w:val="0"/>
+          <w:color w:val="000000"/>
+          <w:sz w:val="22"/>
+        </w:rPr>
+        <w:t>la date d'entree du salarie dans l'entreprise, c'est-e-dire la date de prise effective des fonctions ;</w:t>
       </w:r>
     </w:p>
     <w:p>
       <w:r>
+        <w:rPr>
+          <w:b w:val="0"/>
+          <w:color w:val="000000"/>
+          <w:sz w:val="22"/>
+        </w:rPr>
         <w:t>78</w:t>
       </w:r>
     </w:p>
     <w:p>
       <w:r>
-        <w:t>�ditions Corroy � 4 rue de Villars, 42000 Saint-�tienne � 04 77 79 92 46 � infos@editions-corroy.fr</w:t>
+        <w:rPr>
+          <w:b w:val="0"/>
+          <w:color w:val="000000"/>
+          <w:sz w:val="22"/>
+        </w:rPr>
+        <w:t>editions Corroy e 4 rue de Villars, 42000 Saint-etienne e 04 77 79 92 46 e infos@editions-corroy.fr</w:t>
       </w:r>
     </w:p>
     <w:p>
       <w:r>
-        <w:t>COLLECTION DCG UE 3 � Droit social - Fiches de cours</w:t>
+        <w:rPr>
+          <w:b w:val="0"/>
+          <w:color w:val="000000"/>
+          <w:sz w:val="22"/>
+        </w:rPr>
+        <w:t>COLLECTION DCG UE 3 e Droit social - Fiches de cours</w:t>
       </w:r>
     </w:p>
     <w:p>
       <w:r>
+        <w:rPr>
+          <w:b w:val="0"/>
+          <w:color w:val="000000"/>
+          <w:sz w:val="22"/>
+        </w:rPr>
         <w:t>DCGUE3F.qxp_DCGUE3F 24/07/2025 15:55 Page 78</w:t>
       </w:r>
     </w:p>
-    <w:p/>
     <w:p/>
     <w:sectPr>
       <w:pgSz w:w="12240" w:h="15840"/>

--- a/droit social dcg/18- effets de la rupture du CT.docx
+++ b/droit social dcg/18- effets de la rupture du CT.docx
@@ -27,7 +27,7 @@
           <w:color w:val="2F5496"/>
           <w:sz w:val="24"/>
         </w:rPr>
-        <w:t>I- LES EFFETS QUANT AUX INDEMNITeS</w:t>
+        <w:t>I- LES EFFETS QUANT AUX INDEMNITÉS</w:t>
       </w:r>
     </w:p>
     <w:p>
@@ -40,7 +40,7 @@
           <w:color w:val="2F5496"/>
           <w:sz w:val="24"/>
         </w:rPr>
-        <w:t>A- EN CAS DE LICENCIEMENT ReGULIER</w:t>
+        <w:t>A- EN CAS DE LICENCIEMENT RÉGULIER</w:t>
       </w:r>
     </w:p>
     <w:p>
@@ -53,7 +53,7 @@
           <w:color w:val="2F5496"/>
           <w:sz w:val="24"/>
         </w:rPr>
-        <w:t>L'INDEMNITe COMPENSATRICE DE PReAVIS</w:t>
+        <w:t>L'INDEMNITÉ COMPENSATRICE DE PRÉAVIS</w:t>
       </w:r>
     </w:p>
     <w:p>
@@ -73,7 +73,7 @@
           <w:color w:val="000000"/>
           <w:sz w:val="22"/>
         </w:rPr>
-        <w:t>equivalente aux remunerations que le salarie aurait pereues s'il avait travaille jusqu'au terme du preavis, l'employeur</w:t>
+        <w:t>équivalente aux rémunérations que le salarié aurait perçues s'il avait travaille jusqu'au terme du préavis, l'employeur</w:t>
       </w:r>
     </w:p>
     <w:p>
@@ -96,7 +96,7 @@
           <w:color w:val="000000"/>
           <w:sz w:val="22"/>
         </w:rPr>
-        <w:t>l'employeur a lui-m'me demande au salarie de ne pas effectuer le preavis,</w:t>
+        <w:t>l'employeur a lui-même demande au salarié de ne pas effectuer le préavis,</w:t>
       </w:r>
     </w:p>
     <w:p>
@@ -109,7 +109,7 @@
           <w:color w:val="000000"/>
           <w:sz w:val="22"/>
         </w:rPr>
-        <w:t>l'employeur a licencie le salarie pour faute grave ou lourde, mais le Conseil de Prudehommes n'a pas retenu cette</w:t>
+        <w:t>l'employeur a licencié le salarié pour faute grave ou lourde, mais le Conseil de Prudéhommes n'a pas retenu cette</w:t>
       </w:r>
     </w:p>
     <w:p>
@@ -132,7 +132,7 @@
           <w:color w:val="000000"/>
           <w:sz w:val="22"/>
         </w:rPr>
-        <w:t>une stipulation contractuelle prevoit l'execution d'un preavis quel que soit le motif du licenciement.</w:t>
+        <w:t>une stipulation contractuelle prévoit l'exécution d'un préavis quel que soit le motif du licenciement.</w:t>
       </w:r>
     </w:p>
     <w:p>
@@ -142,7 +142,7 @@
           <w:color w:val="000000"/>
           <w:sz w:val="22"/>
         </w:rPr>
-        <w:t>Cette indemnite n'a pas e etre verse dans les hypotheses suivantes :</w:t>
+        <w:t>Cette indemnité n'a pas à être versé dans les hypothèses suivantes :</w:t>
       </w:r>
     </w:p>
     <w:p>
@@ -168,7 +168,7 @@
           <w:color w:val="000000"/>
           <w:sz w:val="22"/>
         </w:rPr>
-        <w:t>si le salarie sollicite la dispense de son preavis,</w:t>
+        <w:t>si le salarié sollicite la dispense de son préavis,</w:t>
       </w:r>
     </w:p>
     <w:p>
@@ -181,7 +181,7 @@
           <w:color w:val="000000"/>
           <w:sz w:val="22"/>
         </w:rPr>
-        <w:t>si le salarie est dans l'incapacite d'executer le preavis,</w:t>
+        <w:t>si le salarié est dans l'incapacité d'exécuter le préavis,</w:t>
       </w:r>
     </w:p>
     <w:p>
@@ -194,7 +194,7 @@
           <w:color w:val="000000"/>
           <w:sz w:val="22"/>
         </w:rPr>
-        <w:t>en cas d'inaptitude suite e un accident ou une maladie non professionnelle.</w:t>
+        <w:t>en cas d'inaptitude suite à un accident ou une maladie non professionnelle.</w:t>
       </w:r>
     </w:p>
     <w:p>
@@ -207,7 +207,7 @@
           <w:color w:val="2F5496"/>
           <w:sz w:val="24"/>
         </w:rPr>
-        <w:t>L'INDEMNITe COMPENSATRICE DE CONGeS PAYeS</w:t>
+        <w:t>L'INDEMNITÉ COMPENSATRICE DE CONGÉS PAYÉS</w:t>
       </w:r>
     </w:p>
     <w:p>
@@ -227,7 +227,7 @@
           <w:color w:val="000000"/>
           <w:sz w:val="22"/>
         </w:rPr>
-        <w:t>Elle correspond e une indemnisation des jours de conges que le salarie n'a pu prendre du fait de la rupture de son contrat</w:t>
+        <w:t>Elle correspond à une indemnisation des jours de congés que le salarié n'a pu prendre du fait de la rupture de son contrat</w:t>
       </w:r>
     </w:p>
     <w:p>
@@ -247,7 +247,7 @@
           <w:color w:val="000000"/>
           <w:sz w:val="22"/>
         </w:rPr>
-        <w:t>e noter que la d'cision du Conseil constitutionnel en date du 2 mars 2016 a juge inconstitutionnel le fait de priver de</w:t>
+        <w:t>à noter que la décision du Conseil constitutionnel en date du 2 mars 2016 a juge inconstitutionnel le fait de priver de</w:t>
       </w:r>
     </w:p>
     <w:p>
@@ -257,7 +257,7 @@
           <w:color w:val="000000"/>
           <w:sz w:val="22"/>
         </w:rPr>
-        <w:t>cette indemnite le salarie licencie pour faute lourde.</w:t>
+        <w:t>cette indemnité le salarié licencié pour faute lourde.</w:t>
       </w:r>
     </w:p>
     <w:p>
@@ -270,7 +270,7 @@
           <w:color w:val="2F5496"/>
           <w:sz w:val="24"/>
         </w:rPr>
-        <w:t>L'INDEMNITe L'GALE DE LICENCIEMENT</w:t>
+        <w:t>L'INDEMNITÉ LÉGALE DE LICENCIEMENT</w:t>
       </w:r>
     </w:p>
     <w:p>
@@ -290,7 +290,7 @@
           <w:color w:val="000000"/>
           <w:sz w:val="22"/>
         </w:rPr>
-        <w:t>Lorsque le licenciement est fonde sur une cause reelle et s'rieuse, le salarie justifiant de 8 mois d'anciennete</w:t>
+        <w:t>Lorsque le licenciement est fondé sur une cause réelle et sérieuse, le salarié justifiant de 8 mois d'ancienneté</w:t>
       </w:r>
     </w:p>
     <w:p>
@@ -300,7 +300,7 @@
           <w:color w:val="000000"/>
           <w:sz w:val="22"/>
         </w:rPr>
-        <w:t>ininterrompus au service du m'me employeur ben'ficie d'une indemnite de licenciement egale e :</w:t>
+        <w:t>ininterrompus au service du même employeur bénéficie d'une indemnité de licenciement égale à :</w:t>
       </w:r>
     </w:p>
     <w:p>
@@ -313,7 +313,7 @@
           <w:color w:val="000000"/>
           <w:sz w:val="22"/>
         </w:rPr>
-        <w:t>un quart de mois de salaire par annee d'anciennete pour les annees jusqu'e dix ans ;</w:t>
+        <w:t>un quart de mois de salaire par année d'ancienneté pour les années jusqu'à dix ans ;</w:t>
       </w:r>
     </w:p>
     <w:p>
@@ -326,7 +326,7 @@
           <w:color w:val="000000"/>
           <w:sz w:val="22"/>
         </w:rPr>
-        <w:t>un tiers de mois de salaire par annee d'anciennete pour les annees e partir de dix ans.</w:t>
+        <w:t>un tiers de mois de salaire par année d'ancienneté pour les années à partir de dix ans.</w:t>
       </w:r>
     </w:p>
     <w:p>
@@ -336,7 +336,7 @@
           <w:color w:val="000000"/>
           <w:sz w:val="22"/>
         </w:rPr>
-        <w:t>Les indemnites de licenciement sont identiques que le licenciement soit prononce pour un motif personnel ou pour un</w:t>
+        <w:t>Les indemnités de licenciement sont identiques que le licenciement soit prononcé pour un motif personnel ou pour un</w:t>
       </w:r>
     </w:p>
     <w:p>
@@ -346,7 +346,7 @@
           <w:color w:val="000000"/>
           <w:sz w:val="22"/>
         </w:rPr>
-        <w:t>motif economique.</w:t>
+        <w:t>motif économique.</w:t>
       </w:r>
     </w:p>
     <w:p>
@@ -356,7 +356,7 @@
           <w:color w:val="000000"/>
           <w:sz w:val="22"/>
         </w:rPr>
-        <w:t>Les conventions ou accords collectifs peuvent prevoir des dispositions plus favorables au salarie. Il peut alors en</w:t>
+        <w:t>Les conventions ou accords collectifs peuvent prévoir des dispositions plus favorables au salarié. Il peut alors en</w:t>
       </w:r>
     </w:p>
     <w:p>
@@ -366,7 +366,7 @@
           <w:color w:val="000000"/>
           <w:sz w:val="22"/>
         </w:rPr>
-        <w:t>ben'ficier, mais ne peut la cumuler avec l'indemnite l'gale. Elle n'est pas due en cas de faute grave ou lourde.</w:t>
+        <w:t>bénéficier, mais ne peut la cumuler avec l'indemnité légale. Elle n'est pas due en cas de faute grave ou lourde.</w:t>
       </w:r>
     </w:p>
     <w:p>
@@ -379,7 +379,7 @@
           <w:color w:val="2F5496"/>
           <w:sz w:val="24"/>
         </w:rPr>
-        <w:t>EN CAS DE LICENCIEMENT SANS CAUSE ReELLE ET S'RIEUSE B e</w:t>
+        <w:t>EN CAS DE LICENCIEMENT SANS CAUSE RÉELLE ET SÉRIEUSE B •</w:t>
       </w:r>
     </w:p>
     <w:p>
@@ -389,7 +389,7 @@
           <w:color w:val="000000"/>
           <w:sz w:val="22"/>
         </w:rPr>
-        <w:t>Lorsqu'il est fait droit aux pretentions du salarie, le conseil de prudehommes sanctionne l'employeur en l'obligeant au</w:t>
+        <w:t>Lorsqu'il est fait droit aux prétentions du salarié, le conseil de prudéhommes sanctionne l'employeur en l'obligeant au</w:t>
       </w:r>
     </w:p>
     <w:p>
@@ -399,7 +399,7 @@
           <w:color w:val="000000"/>
           <w:sz w:val="22"/>
         </w:rPr>
-        <w:t>versement d'une indemnite destinee e compenser le prejudice subi par le salarie lorsque la reintegration de ce dernier</w:t>
+        <w:t>versement d'une indemnité destinée à compenser le préjudice subi par le salarié lorsque la réintégration de ce dernier</w:t>
       </w:r>
     </w:p>
     <w:p>
@@ -409,7 +409,7 @@
           <w:color w:val="000000"/>
           <w:sz w:val="22"/>
         </w:rPr>
-        <w:t>est refusee.</w:t>
+        <w:t>est refusée.</w:t>
       </w:r>
     </w:p>
     <w:p>
@@ -419,7 +419,7 @@
           <w:color w:val="000000"/>
           <w:sz w:val="22"/>
         </w:rPr>
-        <w:t>Le code du travail prevoit d'sormais des baremes d'indemnisation e l'article L 1235-3 du code du travail. Ce dernier</w:t>
+        <w:t>Le code du travail prévoit désormais des barèmes d'indemnisation à l'article L 1235-3 du code du travail. Ce dernier</w:t>
       </w:r>
     </w:p>
     <w:p>
@@ -429,7 +429,7 @@
           <w:color w:val="000000"/>
           <w:sz w:val="22"/>
         </w:rPr>
-        <w:t>distingue selon que l'entreprise compte un effectif de moins ou d'au moins 11 salaries. Il prevoit une indemnite plancher</w:t>
+        <w:t>distingue selon que l'entreprise compte un effectif de moins ou d'au moins 11 salariés. Il prévoit une indemnité plancher</w:t>
       </w:r>
     </w:p>
     <w:p>
@@ -439,7 +439,7 @@
           <w:color w:val="000000"/>
           <w:sz w:val="22"/>
         </w:rPr>
-        <w:t>et maximale qui est fonction de l'anciennete du salarie.</w:t>
+        <w:t>et maximale qui est fonction de l'ancienneté du salarié.</w:t>
       </w:r>
     </w:p>
     <w:p>
@@ -449,7 +449,7 @@
           <w:color w:val="000000"/>
           <w:sz w:val="22"/>
         </w:rPr>
-        <w:t>e noter que ces baremes ne sont pas applicables en cas de nullite du licenciement resultant notamment de la violation</w:t>
+        <w:t>à noter que ces barèmes ne sont pas applicables en cas de nullité du licenciement résultant notamment de la violation</w:t>
       </w:r>
     </w:p>
     <w:p>
@@ -459,7 +459,7 @@
           <w:color w:val="000000"/>
           <w:sz w:val="22"/>
         </w:rPr>
-        <w:t>d'une liberte fondamentale, de faits de harcelement moral ou sexuel, ou de discriminations.</w:t>
+        <w:t>d'une liberté fondamentale, de faits de harcèlement moral ou sexuel, ou de discriminations.</w:t>
       </w:r>
     </w:p>
     <w:p/>
@@ -470,7 +470,7 @@
           <w:color w:val="000000"/>
           <w:sz w:val="22"/>
         </w:rPr>
-        <w:t>En cas de litige sur le caractere regulier ou non du licenciement, les parties peuvent, lors de la conciliation prevue e</w:t>
+        <w:t>En cas de litige sur le caractère régulier ou non du licenciement, les parties peuvent, lors de la conciliation prévue à</w:t>
       </w:r>
     </w:p>
     <w:p>
@@ -480,7 +480,7 @@
           <w:color w:val="000000"/>
           <w:sz w:val="22"/>
         </w:rPr>
-        <w:t>l'article L.1411-1, convenir d'y mettre un terme par accord. Cet accord prevoit le versement par l'employeur au salarie</w:t>
+        <w:t>l'article L.1411-1, convenir d'y mettre un terme par accord. Cet accord prévoit le versement par l'employeur au salarié</w:t>
       </w:r>
     </w:p>
     <w:p>
@@ -490,7 +490,7 @@
           <w:color w:val="000000"/>
           <w:sz w:val="22"/>
         </w:rPr>
-        <w:t>d'une indemnite forfaitaire dont le montant est d'termine, sans prejudice des indemnites l'gales, conventionnelles ou</w:t>
+        <w:t>d'une indemnité forfaitaire dont le montant est déterminé, sans préjudice des indemnités légales, conventionnelles ou</w:t>
       </w:r>
     </w:p>
     <w:p>
@@ -500,7 +500,7 @@
           <w:color w:val="000000"/>
           <w:sz w:val="22"/>
         </w:rPr>
-        <w:t>contractuelles, en reference e un bareme fixe par d'cret en fonction de l'anciennete du salarie (art. 1235-1 C. trav.).</w:t>
+        <w:t>contractuelles, en référence à un barème fixe par décret en fonction de l'ancienneté du salarié (art. 1235-1 C. trav.).</w:t>
       </w:r>
     </w:p>
     <w:p>
@@ -513,7 +513,7 @@
           <w:color w:val="2F5496"/>
           <w:sz w:val="24"/>
         </w:rPr>
-        <w:t>EN CAS DE D'PART OU MISE e LA RETRAITE C e</w:t>
+        <w:t>EN CAS DE DÉPART OU MISE à LA RETRAITE C •</w:t>
       </w:r>
     </w:p>
     <w:p>
@@ -526,7 +526,7 @@
           <w:color w:val="2F5496"/>
           <w:sz w:val="24"/>
         </w:rPr>
-        <w:t>MISE e LA RETRAITE</w:t>
+        <w:t>MISE à LA RETRAITE</w:t>
       </w:r>
     </w:p>
     <w:p>
@@ -546,7 +546,7 @@
           <w:color w:val="000000"/>
           <w:sz w:val="22"/>
         </w:rPr>
-        <w:t>Le salarie ben'ficie d'une indemnite identique e l'indemnite l'gale de licenciement.</w:t>
+        <w:t>Le salarié bénéficie d'une indemnité identique à l'indemnité légale de licenciement.</w:t>
       </w:r>
     </w:p>
     <w:p>
@@ -559,7 +559,7 @@
           <w:color w:val="2F5496"/>
           <w:sz w:val="24"/>
         </w:rPr>
-        <w:t>D'PART e LA RETRAITE</w:t>
+        <w:t>DÉPART à LA RETRAITE</w:t>
       </w:r>
     </w:p>
     <w:p>
@@ -579,7 +579,7 @@
           <w:color w:val="000000"/>
           <w:sz w:val="22"/>
         </w:rPr>
-        <w:t>Le salarie ben'ficie d'une indemnite l'gale de d'part e la retraite (la convention collective peut prevoir des dispositions</w:t>
+        <w:t>Le salarié bénéficie d'une indemnité légale de départ à la retraite (la convention collective peut prévoir des dispositions</w:t>
       </w:r>
     </w:p>
     <w:p>
@@ -589,7 +589,7 @@
           <w:color w:val="000000"/>
           <w:sz w:val="22"/>
         </w:rPr>
-        <w:t>plus favorables) calculee sur la base du salaire mensuel moyen et en fonction de l'anciennete (10 ans) :</w:t>
+        <w:t>plus favorables) calculée sur la base du salaire mensuel moyen et en fonction de l'ancienneté (10 ans) :</w:t>
       </w:r>
     </w:p>
     <w:p>
@@ -602,7 +602,7 @@
           <w:color w:val="000000"/>
           <w:sz w:val="22"/>
         </w:rPr>
-        <w:t>anciennete de 10 e 15 ans : 1/2 mois de salaire ;</w:t>
+        <w:t>ancienneté de 10 à 15 ans : 1/2 mois de salaire ;</w:t>
       </w:r>
     </w:p>
     <w:p>
@@ -615,7 +615,7 @@
           <w:color w:val="000000"/>
           <w:sz w:val="22"/>
         </w:rPr>
-        <w:t>anciennete de 15 e 20 ans : 1 mois de salaire ;</w:t>
+        <w:t>ancienneté de 15 à 20 ans : 1 mois de salaire ;</w:t>
       </w:r>
     </w:p>
     <w:p>
@@ -628,7 +628,7 @@
           <w:color w:val="000000"/>
           <w:sz w:val="22"/>
         </w:rPr>
-        <w:t>anciennete de 20 e 30 ans : 1 mois 1/2 de salaire ;</w:t>
+        <w:t>ancienneté de 20 à 30 ans : 1 mois 1/2 de salaire ;</w:t>
       </w:r>
     </w:p>
     <w:p>
@@ -641,7 +641,7 @@
           <w:color w:val="000000"/>
           <w:sz w:val="22"/>
         </w:rPr>
-        <w:t>anciennete superieure e 30 ans : 2 mois de salaire.</w:t>
+        <w:t>ancienneté supérieure à 30 ans : 2 mois de salaire.</w:t>
       </w:r>
     </w:p>
     <w:p>
@@ -654,7 +654,7 @@
           <w:color w:val="2F5496"/>
           <w:sz w:val="24"/>
         </w:rPr>
-        <w:t>EN CAS DE D'MISSION D e</w:t>
+        <w:t>EN CAS DE DÉMISSION D •</w:t>
       </w:r>
     </w:p>
     <w:p>
@@ -664,7 +664,7 @@
           <w:color w:val="000000"/>
           <w:sz w:val="22"/>
         </w:rPr>
-        <w:t>Si la d'mission est volontaire, le salarie n'a droit e aucune indemnite, sauf stipulations contractuelles contraires.</w:t>
+        <w:t>Si la démission est volontaire, le salarié n'a droit à aucune indemnité, sauf stipulations contractuelles contraires.</w:t>
       </w:r>
     </w:p>
     <w:p>
@@ -674,7 +674,7 @@
           <w:color w:val="000000"/>
           <w:sz w:val="22"/>
         </w:rPr>
-        <w:t>Si la d'mission resulte d'une prise d'acte et que le tribunal considere que la rupture est imputable e l'employeur, le</w:t>
+        <w:t>Si la démission résulte d'une prise d'acte et que le tribunal considère que la rupture est imputable à l'employeur, le</w:t>
       </w:r>
     </w:p>
     <w:p>
@@ -684,7 +684,7 @@
           <w:color w:val="000000"/>
           <w:sz w:val="22"/>
         </w:rPr>
-        <w:t>salarie ben'ficie des indemnites pour licenciement sans cause reelle et s'rieuse.</w:t>
+        <w:t>salarié bénéficie des indemnités pour licenciement sans cause réelle et sérieuse.</w:t>
       </w:r>
     </w:p>
     <w:p>
@@ -697,7 +697,7 @@
           <w:color w:val="2F5496"/>
           <w:sz w:val="24"/>
         </w:rPr>
-        <w:t>EN CAS DE RUPTURE CONVENTIONNELLE E e</w:t>
+        <w:t>EN CAS DE RUPTURE CONVENTIONNELLE E •</w:t>
       </w:r>
     </w:p>
     <w:p>
@@ -707,7 +707,7 @@
           <w:color w:val="000000"/>
           <w:sz w:val="22"/>
         </w:rPr>
-        <w:t>L'indemnite prevue ne peut etre inferieure e l'indemnite l'gale de licenciement.</w:t>
+        <w:t>L'indemnité prévue ne peut être inférieure à l'indemnité légale de licenciement.</w:t>
       </w:r>
     </w:p>
     <w:p>
@@ -720,7 +720,7 @@
           <w:color w:val="2F5496"/>
           <w:sz w:val="24"/>
         </w:rPr>
-        <w:t>LE RESPECT D'UN PReAVIS II e</w:t>
+        <w:t>LE RESPECT D'UN PRÉAVIS II •</w:t>
       </w:r>
     </w:p>
     <w:p>
@@ -733,7 +733,7 @@
           <w:color w:val="2F5496"/>
           <w:sz w:val="24"/>
         </w:rPr>
-        <w:t>L'OBLIGATION D'EXeCUTER UN PReAVIS A e</w:t>
+        <w:t>L'OBLIGATION D'EXÉCUTER UN PRÉAVIS A •</w:t>
       </w:r>
     </w:p>
     <w:p>
@@ -743,7 +743,7 @@
           <w:color w:val="000000"/>
           <w:sz w:val="22"/>
         </w:rPr>
-        <w:t>Lors de la rupture du contrat de travail e duree indeterminee, e l'initiative de l'une ou l'autre des parties, un d'lai-conge</w:t>
+        <w:t>Lors de la rupture du contrat de travail à durée indéterminée, à l'initiative de l'une ou l'autre des parties, un délai-congo</w:t>
       </w:r>
     </w:p>
     <w:p>
@@ -753,7 +753,7 @@
           <w:color w:val="000000"/>
           <w:sz w:val="22"/>
         </w:rPr>
-        <w:t>ou preavis ou d'lai de prevenance doit etre respecte. Il s'agit de la periode pendant laquelle chaque partie continue</w:t>
+        <w:t>ou préavis ou délai de provenance doit être respecte. Il s'agit de la période pendant laquelle chaque partie continue</w:t>
       </w:r>
     </w:p>
     <w:p>
@@ -763,7 +763,7 @@
           <w:color w:val="000000"/>
           <w:sz w:val="22"/>
         </w:rPr>
-        <w:t>d'executer le contrat alors m'me que sa fin a et' actee.</w:t>
+        <w:t>d'exécuter le contrat alors même que sa fin a été actée.</w:t>
       </w:r>
     </w:p>
     <w:p>
@@ -773,7 +773,7 @@
           <w:color w:val="000000"/>
           <w:sz w:val="22"/>
         </w:rPr>
-        <w:t>La duree du preavis permet :</w:t>
+        <w:t>La durée du préavis permet :</w:t>
       </w:r>
     </w:p>
     <w:p>
@@ -786,7 +786,7 @@
           <w:color w:val="000000"/>
           <w:sz w:val="22"/>
         </w:rPr>
-        <w:t>au salarie de chercher un autre emploi ;</w:t>
+        <w:t>au salarié de chercher un autre emploi ;</w:t>
       </w:r>
     </w:p>
     <w:p>
@@ -799,7 +799,7 @@
           <w:color w:val="000000"/>
           <w:sz w:val="22"/>
         </w:rPr>
-        <w:t>e l'employeur de remplacer le salarie partant.</w:t>
+        <w:t>à l'employeur de remplacer le salarié partant.</w:t>
       </w:r>
     </w:p>
     <w:p>
@@ -822,7 +822,7 @@
           <w:color w:val="000000"/>
           <w:sz w:val="22"/>
         </w:rPr>
-        <w:t>la rupture resulte d'un cas de force majeure ;</w:t>
+        <w:t>la rupture résulte d'un cas de force majeure ;</w:t>
       </w:r>
     </w:p>
     <w:p>
@@ -835,7 +835,7 @@
           <w:color w:val="000000"/>
           <w:sz w:val="22"/>
         </w:rPr>
-        <w:t>la rupture est consecutive e un licenciement pour inaptitude physique suite e un accident ou e une maladie non</w:t>
+        <w:t>la rupture est consécutive à un licenciement pour inaptitude physique suite à un accident ou à une maladie non</w:t>
       </w:r>
     </w:p>
     <w:p>
@@ -858,7 +858,7 @@
           <w:color w:val="000000"/>
           <w:sz w:val="22"/>
         </w:rPr>
-        <w:t>en cas de d'mission par une salariee en etat de grossesse ;</w:t>
+        <w:t>en cas de démission par une salariée en état de grossesse ;</w:t>
       </w:r>
     </w:p>
     <w:p>
@@ -884,7 +884,7 @@
           <w:color w:val="2F5496"/>
           <w:sz w:val="24"/>
         </w:rPr>
-        <w:t>LA DUReE DU PReAVIS B e</w:t>
+        <w:t>LA DURÉE DU PRÉAVIS B •</w:t>
       </w:r>
     </w:p>
     <w:p>
@@ -894,7 +894,7 @@
           <w:color w:val="000000"/>
           <w:sz w:val="22"/>
         </w:rPr>
-        <w:t>Le point de d'part du preavis est la date e laquelle l'une des parties notifie e l'autre sa d'cision de rompre le contrat de</w:t>
+        <w:t>Le point de départ du préavis est la date à laquelle l'une des parties notifie à l'autre sa décision de rompre le contrat de</w:t>
       </w:r>
     </w:p>
     <w:p>
@@ -904,7 +904,7 @@
           <w:color w:val="000000"/>
           <w:sz w:val="22"/>
         </w:rPr>
-        <w:t>travail. Ainsi en matiere de licenciement, le preavis d'marre e compter de la premiere presentation de la lettre</w:t>
+        <w:t>travail. Ainsi en matière de licenciement, le préavis démarre à compter de la première présentation de la lettre</w:t>
       </w:r>
     </w:p>
     <w:p>
@@ -914,7 +914,7 @@
           <w:color w:val="000000"/>
           <w:sz w:val="22"/>
         </w:rPr>
-        <w:t>recommandee notifiant au salarie la rupture de son contrat.</w:t>
+        <w:t>recommandée notifiant au salarié la rupture de son contrat.</w:t>
       </w:r>
     </w:p>
     <w:p>
@@ -924,7 +924,7 @@
           <w:color w:val="000000"/>
           <w:sz w:val="22"/>
         </w:rPr>
-        <w:t>En matiere de d'mission, et en l'absence de dispositions conventionnelles contraires, le preavis commence e courir au</w:t>
+        <w:t>En matière de démission, et en l'absence de dispositions conventionnelles contraires, le préavis commence à courir au</w:t>
       </w:r>
     </w:p>
     <w:p>
@@ -934,7 +934,7 @@
           <w:color w:val="000000"/>
           <w:sz w:val="22"/>
         </w:rPr>
-        <w:t>jour oe le salarie informe l'employeur de sa volonte de d'missionner.</w:t>
+        <w:t>jour ou le salarié informe l'employeur de sa volonté de démissionner.</w:t>
       </w:r>
     </w:p>
     <w:p>
@@ -944,7 +944,7 @@
           <w:color w:val="000000"/>
           <w:sz w:val="22"/>
         </w:rPr>
-        <w:t>La duree du preavis differe selon qu'il s'agit d'un licenciement ou d'une d'mission.</w:t>
+        <w:t>La durée du préavis diffère selon qu'il s'agit d'un licenciement ou d'une démission.</w:t>
       </w:r>
     </w:p>
     <w:p>
@@ -954,7 +954,7 @@
           <w:color w:val="000000"/>
           <w:sz w:val="22"/>
         </w:rPr>
-        <w:t>S'il s'agit d'une d'mission la duree du preavis est fixee par la convention collective ou e d'faut les usages, et ce, quelle que</w:t>
+        <w:t>S'il s'agit d'une démission la durée du préavis est fixée par la convention collective ou à défaut les usages, et ce, quelle que</w:t>
       </w:r>
     </w:p>
     <w:p>
@@ -964,7 +964,7 @@
           <w:color w:val="000000"/>
           <w:sz w:val="22"/>
         </w:rPr>
-        <w:t>soit l'anciennete du salarie.</w:t>
+        <w:t>soit l'ancienneté du salarié.</w:t>
       </w:r>
     </w:p>
     <w:p>
@@ -974,7 +974,7 @@
           <w:color w:val="000000"/>
           <w:sz w:val="22"/>
         </w:rPr>
-        <w:t>En cas de licenciement, la duree du preavis varie en fonction de l'anciennete du salarie. Ainsi :</w:t>
+        <w:t>En cas de licenciement, la durée du préavis varie en fonction de l'ancienneté du salarié. Ainsi :</w:t>
       </w:r>
     </w:p>
     <w:p>
@@ -987,7 +987,7 @@
           <w:color w:val="000000"/>
           <w:sz w:val="22"/>
         </w:rPr>
-        <w:t>si l'anciennete du salarie est inferieure e six mois, la duree du preavis d'pend de la convention collective ou des</w:t>
+        <w:t>si l'ancienneté du salarié est inférieure à six mois, la durée du préavis dépend de la convention collective ou des</w:t>
       </w:r>
     </w:p>
     <w:p>
@@ -1010,7 +1010,7 @@
           <w:color w:val="000000"/>
           <w:sz w:val="22"/>
         </w:rPr>
-        <w:t>si l'anciennete est comprise entre 6 mois et 2 ans, la duree du preavis est de 1 mois ;</w:t>
+        <w:t>si l'ancienneté est comprise entre 6 mois et 2 ans, la durée du préavis est de 1 mois ;</w:t>
       </w:r>
     </w:p>
     <w:p>
@@ -1023,7 +1023,7 @@
           <w:color w:val="000000"/>
           <w:sz w:val="22"/>
         </w:rPr>
-        <w:t>si l'anciennete est superieure e 2 ans, la duree du preavis est de 2 mois.</w:t>
+        <w:t>si l'ancienneté est supérieure à 2 ans, la durée du préavis est de 2 mois.</w:t>
       </w:r>
     </w:p>
     <w:p>
@@ -1033,7 +1033,7 @@
           <w:color w:val="000000"/>
           <w:sz w:val="22"/>
         </w:rPr>
-        <w:t>e noter que le d'lai de preavis est un d'lai prefixe, c'est-e-dire insusceptible d'interruption. Autrement dit en dehors des</w:t>
+        <w:t>à noter que le délai de préavis est un délai préfixe, c'est-à-dire insusceptible d'interruption. Autrement dit en dehors des</w:t>
       </w:r>
     </w:p>
     <w:p>
@@ -1043,7 +1043,7 @@
           <w:color w:val="000000"/>
           <w:sz w:val="22"/>
         </w:rPr>
-        <w:t>cas prevus par la loi (conges payes, accord des parties, accident du travaile) le preavis ne peut etre interrompu et reporte</w:t>
+        <w:t>cas prévus par la loi (congés payés, accord des parties, accident du travaile) le préavis ne peut être interrompu et reporté</w:t>
       </w:r>
     </w:p>
     <w:p>
@@ -1066,7 +1066,7 @@
           <w:color w:val="2F5496"/>
           <w:sz w:val="24"/>
         </w:rPr>
-        <w:t>EXeCUTION DU CONTRAT PENDANT LE PReAVIS C e</w:t>
+        <w:t>EXÉCUTION DU CONTRAT PENDANT LE PRÉAVIS C •</w:t>
       </w:r>
     </w:p>
     <w:p>
@@ -1099,7 +1099,7 @@
           <w:color w:val="000000"/>
           <w:sz w:val="22"/>
         </w:rPr>
-        <w:t>La loi ne prevoit aucune disposition en la matiere. C'est donc vers les conventions, accords collectifs ou les usages qu'il</w:t>
+        <w:t>La loi ne prévoit aucune disposition en la matière. C'est donc vers les conventions, accords collectifs ou les usages qu'il</w:t>
       </w:r>
     </w:p>
     <w:p>
@@ -1109,7 +1109,7 @@
           <w:color w:val="000000"/>
           <w:sz w:val="22"/>
         </w:rPr>
-        <w:t>faut se tourner pour trouver de telles mesures ainsi que les modalites l'organisant (duree, remuneration, conditions</w:t>
+        <w:t>faut se tourner pour trouver de telles mesures ainsi que les modalités l'organisant (durée, rémunération, conditions</w:t>
       </w:r>
     </w:p>
     <w:p>
@@ -1129,7 +1129,7 @@
           <w:color w:val="000000"/>
           <w:sz w:val="22"/>
         </w:rPr>
-        <w:t>editions Corroy e 4 rue de Villars, 42000 Saint-etienne e 04 77 79 92 46 e infos@editions-corroy.fr</w:t>
+        <w:t>éditions Corroy à 4 rue de Villars, 42000 Saint-etienne à 04 77 79 92 46 à infos@editions-corroy.fr</w:t>
       </w:r>
     </w:p>
     <w:p>
@@ -1139,7 +1139,7 @@
           <w:color w:val="000000"/>
           <w:sz w:val="22"/>
         </w:rPr>
-        <w:t>UE 3 e Fiche 18</w:t>
+        <w:t>UE 3 à Fiche 18</w:t>
       </w:r>
     </w:p>
     <w:p>
@@ -1159,7 +1159,7 @@
           <w:color w:val="000000"/>
           <w:sz w:val="22"/>
         </w:rPr>
-        <w:t>d'ouverturee). Lorsqu'elles existent, la duree d'absence est gen'ralement de 2 heures par jour pendant la duree du</w:t>
+        <w:t>d'ouvertureé). Lorsqu'elles existent, la durée d'absence est généralement de 2 heures par jour pendant la durée du</w:t>
       </w:r>
     </w:p>
     <w:p>
@@ -1169,7 +1169,7 @@
           <w:color w:val="000000"/>
           <w:sz w:val="22"/>
         </w:rPr>
-        <w:t>preavis.</w:t>
+        <w:t>préavis.</w:t>
       </w:r>
     </w:p>
     <w:p>
@@ -1182,7 +1182,7 @@
           <w:color w:val="2F5496"/>
           <w:sz w:val="24"/>
         </w:rPr>
-        <w:t>MALADIE DU SALARIe PENDANT LE PReAVIS</w:t>
+        <w:t>MALADIE DU SALARIÉ PENDANT LE PRÉAVIS</w:t>
       </w:r>
     </w:p>
     <w:p>
@@ -1202,7 +1202,7 @@
           <w:color w:val="000000"/>
           <w:sz w:val="22"/>
         </w:rPr>
-        <w:t>En cas de maladie ou d'accident non professionnel, la duree du preavis ne peut etre allongee du temps de suspension du</w:t>
+        <w:t>En cas de maladie ou d'accident non professionnel, la durée du préavis ne peut être allongée du temps de suspension du</w:t>
       </w:r>
     </w:p>
     <w:p>
@@ -1212,7 +1212,7 @@
           <w:color w:val="000000"/>
           <w:sz w:val="22"/>
         </w:rPr>
-        <w:t>contrat de travail. e l'inverse si la maladie ou l'accident est d'origine professionnelle, le preavis est suspendu le temps de</w:t>
+        <w:t>contrat de travail. à l'inverse si la maladie ou l'accident est d'origine professionnelle, le préavis est suspendu le temps de</w:t>
       </w:r>
     </w:p>
     <w:p>
@@ -1222,7 +1222,7 @@
           <w:color w:val="000000"/>
           <w:sz w:val="22"/>
         </w:rPr>
-        <w:t>l'indisponibilite du salarie.</w:t>
+        <w:t>l'indisponibilité du salarié.</w:t>
       </w:r>
     </w:p>
     <w:p>
@@ -1235,7 +1235,7 @@
           <w:color w:val="2F5496"/>
           <w:sz w:val="24"/>
         </w:rPr>
-        <w:t>LA FAUTE GRAVE OU LOURDE PENDANT LE PReAVIS</w:t>
+        <w:t>LA FAUTE GRAVE OU LOURDE PENDANT LE PRÉAVIS</w:t>
       </w:r>
     </w:p>
     <w:p>
@@ -1255,7 +1255,7 @@
           <w:color w:val="000000"/>
           <w:sz w:val="22"/>
         </w:rPr>
-        <w:t>La survenance d'une faute grave ou lourde justifie l'interruption immediate du preavis.</w:t>
+        <w:t>La survenance d'une faute grave ou lourde justifie l'interruption immédiate du préavis.</w:t>
       </w:r>
     </w:p>
     <w:p>
@@ -1268,7 +1268,7 @@
           <w:color w:val="2F5496"/>
           <w:sz w:val="24"/>
         </w:rPr>
-        <w:t>L'INEXeCUTION DU PReAVIS D e</w:t>
+        <w:t>L'INEXÉCUTION DU PRÉAVIS D •</w:t>
       </w:r>
     </w:p>
     <w:p>
@@ -1278,7 +1278,7 @@
           <w:color w:val="000000"/>
           <w:sz w:val="22"/>
         </w:rPr>
-        <w:t>Le salarie peut ne pas executer son preavis soit e la demande de l'employeur soit sur sa propre initiative.</w:t>
+        <w:t>Le salarié peut ne pas exécuter son préavis soit à la demande de l'employeur soit sur sa propre initiative.</w:t>
       </w:r>
     </w:p>
     <w:p>
@@ -1291,7 +1291,7 @@
           <w:color w:val="2F5496"/>
           <w:sz w:val="24"/>
         </w:rPr>
-        <w:t>L'INEXeCUTION e LA DEMANDE DU SALARIe</w:t>
+        <w:t>L'INEXÉCUTION à LA DEMANDE DU SALARIÉ</w:t>
       </w:r>
     </w:p>
     <w:p>
@@ -1311,7 +1311,7 @@
           <w:color w:val="000000"/>
           <w:sz w:val="22"/>
         </w:rPr>
-        <w:t>Le salarie peut demander e ben'ficier d'une duree de preavis plus courte que celle initialement due. Par exemple, dans</w:t>
+        <w:t>Le salarié peut demander à bénéficier d'une durée de préavis plus courte que celle initialement due. Par exemple, dans</w:t>
       </w:r>
     </w:p>
     <w:p>
@@ -1321,7 +1321,7 @@
           <w:color w:val="000000"/>
           <w:sz w:val="22"/>
         </w:rPr>
-        <w:t>l'hypothese oe il vient de trouver un emploi pour lequel l'embauche est imminente. Cette possibilite est e la discretion</w:t>
+        <w:t>l'hypothèse ou il vient de trouver un emploi pour lequel l'embauche est imminente. Cette possibilité est à la discrétion</w:t>
       </w:r>
     </w:p>
     <w:p>
@@ -1331,7 +1331,7 @@
           <w:color w:val="000000"/>
           <w:sz w:val="22"/>
         </w:rPr>
-        <w:t>de l'employer qui peut ne pas y faire droit. Si le salarie passe outre, l'employeur est fonde e demander une indemnisation.</w:t>
+        <w:t>de l'employer qui peut ne pas y faire droit. Si le salarié passe outre, l'employeur est fondé à demander une indemnisation.</w:t>
       </w:r>
     </w:p>
     <w:p>
@@ -1344,7 +1344,7 @@
           <w:color w:val="2F5496"/>
           <w:sz w:val="24"/>
         </w:rPr>
-        <w:t>L'INEXeCUTION e LA DEMANDE DE L'EMPLOYEUR</w:t>
+        <w:t>L'INEXÉCUTION à LA DEMANDE DE L'EMPLOYEUR</w:t>
       </w:r>
     </w:p>
     <w:p>
@@ -1364,7 +1364,7 @@
           <w:color w:val="000000"/>
           <w:sz w:val="22"/>
         </w:rPr>
-        <w:t>L'employeur peut dispenser le salarie d'executer son preavis. Dans ce cas, le salarie, qui ne peut refuser, continue de</w:t>
+        <w:t>L'employeur peut dispenser le salarié d'exécuter son préavis. Dans ce cas, le salarié, qui ne peut refuser, continue de</w:t>
       </w:r>
     </w:p>
     <w:p>
@@ -1374,7 +1374,7 @@
           <w:color w:val="000000"/>
           <w:sz w:val="22"/>
         </w:rPr>
-        <w:t>percevoir sa remuneration et de ben'ficier des m'mes droits que s'il etait encore physiquement dans l'entreprise</w:t>
+        <w:t>percevoir sa rémunération et de bénéficier des mêmes droits que s'il était encore physiquement dans l'entreprise</w:t>
       </w:r>
     </w:p>
     <w:p>
@@ -1384,7 +1384,7 @@
           <w:color w:val="000000"/>
           <w:sz w:val="22"/>
         </w:rPr>
-        <w:t>jusqu'au terme de son contrat. La preuve lui incombant, il est preferable de faire constater cette dispense dans un ecrit.</w:t>
+        <w:t>jusqu'au terme de son contrat. La preuve lui incombant, il est préférable de faire constater cette dispense dans un écrit.</w:t>
       </w:r>
     </w:p>
     <w:p>
@@ -1397,7 +1397,7 @@
           <w:color w:val="2F5496"/>
           <w:sz w:val="24"/>
         </w:rPr>
-        <w:t>LA POSSIBILITe DE CONCLURE UNE TRANSACTION III e</w:t>
+        <w:t>LA POSSIBILITÉ DE CONCLURE UNE TRANSACTION III •</w:t>
       </w:r>
     </w:p>
     <w:p>
@@ -1410,7 +1410,7 @@
           <w:color w:val="7030A0"/>
           <w:sz w:val="24"/>
         </w:rPr>
-        <w:t>CONDITIONS DE VALIDITe A e</w:t>
+        <w:t>CONDITIONS DE VALIDITÉ A •</w:t>
       </w:r>
     </w:p>
     <w:p>
@@ -1420,7 +1420,7 @@
           <w:color w:val="7030A0"/>
           <w:sz w:val="22"/>
         </w:rPr>
-        <w:t>Pour etre valable, la transaction doit repondre e des conditions de fond suivantes :</w:t>
+        <w:t>Pour être valable, la transaction doit répondre à des conditions de fond suivantes :</w:t>
       </w:r>
     </w:p>
     <w:p>
@@ -1433,7 +1433,7 @@
           <w:color w:val="7030A0"/>
           <w:sz w:val="24"/>
         </w:rPr>
-        <w:t>ELLE DOIT RESPECTER LES CONDITIONS DE VALIDITe DE TOUTE CONVENTION</w:t>
+        <w:t>ELLE DOIT RESPECTER LES CONDITIONS DE VALIDITÉ DE TOUTE CONVENTION</w:t>
       </w:r>
     </w:p>
     <w:p>
@@ -1453,7 +1453,7 @@
           <w:color w:val="7030A0"/>
           <w:sz w:val="22"/>
         </w:rPr>
-        <w:t>Consentement, capacite, objet certain et cause licite.</w:t>
+        <w:t>Consentement, capacité, objet certain et cause licite.</w:t>
       </w:r>
     </w:p>
     <w:p>
@@ -1466,7 +1466,7 @@
           <w:color w:val="2F5496"/>
           <w:sz w:val="24"/>
         </w:rPr>
-        <w:t>ELLE DOIT eTRE POSTeRIEURE e LA RUPTURE DU CONTRAT DE TRAVAIL</w:t>
+        <w:t>ELLE DOIT ÊTRE POSTÉRIEURE à LA RUPTURE DU CONTRAT DE TRAVAIL</w:t>
       </w:r>
     </w:p>
     <w:p>
@@ -1486,7 +1486,7 @@
           <w:color w:val="000000"/>
           <w:sz w:val="22"/>
         </w:rPr>
-        <w:t>C'est-e-dire en matiere de licenciement qu'apres la connaissance effective par le salarie du licenciement dont il est</w:t>
+        <w:t>C'est-à-dire en matière de licenciement qu'après la connaissance effective par le salarié du licenciement dont il est</w:t>
       </w:r>
     </w:p>
     <w:p>
@@ -1496,7 +1496,7 @@
           <w:color w:val="000000"/>
           <w:sz w:val="22"/>
         </w:rPr>
-        <w:t>l'objet. Cela signifie que la transaction ne peut etre envisagee qu'apres le retrait de la lettre recommandee signifiant la</w:t>
+        <w:t>l'objet. Cela signifie que la transaction ne peut être envisagée qu'après le retrait de la lettre recommandée signifiant la</w:t>
       </w:r>
     </w:p>
     <w:p>
@@ -1506,7 +1506,7 @@
           <w:color w:val="000000"/>
           <w:sz w:val="22"/>
         </w:rPr>
-        <w:t>rupture du contrat. N'anmoins, faire etat d'une proposition de transaction avant la rupture du contrat reste possible</w:t>
+        <w:t>rupture du contrat. Néanmoins, faire état d'une proposition de transaction avant la rupture du contrat reste possible</w:t>
       </w:r>
     </w:p>
     <w:p>
@@ -1529,7 +1529,7 @@
           <w:color w:val="2F5496"/>
           <w:sz w:val="24"/>
         </w:rPr>
-        <w:t>ELLE DOIT COMPORTER DES CONCESSIONS ReCIPROQUES</w:t>
+        <w:t>ELLE DOIT COMPORTER DES CONCESSIONS RÉCIPROQUES</w:t>
       </w:r>
     </w:p>
     <w:p>
@@ -1549,7 +1549,7 @@
           <w:color w:val="000000"/>
           <w:sz w:val="22"/>
         </w:rPr>
-        <w:t>Chaque partie, employeur et salarie, doit obligatoirement conceder quelque chose dont le contenu s'apprecie au jour de</w:t>
+        <w:t>Chaque partie, employeur et salarié, doit obligatoirement concéder quelque chose dont le contenu s'apprécie au jour de</w:t>
       </w:r>
     </w:p>
     <w:p>
@@ -1559,7 +1559,7 @@
           <w:color w:val="000000"/>
           <w:sz w:val="22"/>
         </w:rPr>
-        <w:t>la transaction. En cas de contentieux, le juge, pour apprecier l'etendue et la realite des concessions, doit verifier que la</w:t>
+        <w:t>la transaction. En cas de contentieux, le juge, pour apprécier l'étendue et la réalité des concessions, doit vérifier que la</w:t>
       </w:r>
     </w:p>
     <w:p>
@@ -1582,7 +1582,7 @@
           <w:color w:val="2F5496"/>
           <w:sz w:val="24"/>
         </w:rPr>
-        <w:t>EFFETS B e</w:t>
+        <w:t>EFFETS B •</w:t>
       </w:r>
     </w:p>
     <w:p>
@@ -1595,7 +1595,7 @@
           <w:color w:val="2F5496"/>
           <w:sz w:val="24"/>
         </w:rPr>
-        <w:t>LA TRANSACTION NE LIE LES PARTIES QUeAU REGARD DES DISPOSITIONS QUI Y SONT CONTENUES</w:t>
+        <w:t>LA TRANSACTION NE LIE LES PARTIES QU'AU REGARD DES DISPOSITIONS QUI Y SONT CONTENUES</w:t>
       </w:r>
     </w:p>
     <w:p>
@@ -1615,7 +1615,7 @@
           <w:color w:val="000000"/>
           <w:sz w:val="22"/>
         </w:rPr>
-        <w:t>Il faut donc veiller avec attention e la redaction de la transaction.</w:t>
+        <w:t>Il faut donc veiller avec attention à la rédaction de la transaction.</w:t>
       </w:r>
     </w:p>
     <w:p>
@@ -1628,7 +1628,7 @@
           <w:color w:val="2F5496"/>
           <w:sz w:val="24"/>
         </w:rPr>
-        <w:t>LA TRANSACTION e AUTORITe DE LA CHOSE JUGeE EN DERNIER RESSORT</w:t>
+        <w:t>LA TRANSACTION à AUTORITÉ DE LA CHOSE JUGÉE EN DERNIER RESSORT</w:t>
       </w:r>
     </w:p>
     <w:p>
@@ -1648,7 +1648,7 @@
           <w:color w:val="000000"/>
           <w:sz w:val="22"/>
         </w:rPr>
-        <w:t>Elle s'impose aux parties d'finitivement et immediatement, de m'me qu'elle emporte par principe renonciation e toute</w:t>
+        <w:t>Elle s'impose aux parties définitivement et immédiatement, de même qu'elle emporte par principe renonciation à toute</w:t>
       </w:r>
     </w:p>
     <w:p>
@@ -1658,7 +1658,7 @@
           <w:color w:val="000000"/>
           <w:sz w:val="22"/>
         </w:rPr>
-        <w:t>action judiciaire ulterieure sur le m'me contenu.</w:t>
+        <w:t>action judiciaire ultérieure sur le même contenu.</w:t>
       </w:r>
     </w:p>
     <w:p>
@@ -1671,7 +1671,7 @@
           <w:color w:val="2F5496"/>
           <w:sz w:val="24"/>
         </w:rPr>
-        <w:t>LA REMISE DE DOCUMENTS IV e</w:t>
+        <w:t>LA REMISE DE DOCUMENTS IV •</w:t>
       </w:r>
     </w:p>
     <w:p>
@@ -1684,7 +1684,7 @@
           <w:color w:val="2F5496"/>
           <w:sz w:val="24"/>
         </w:rPr>
-        <w:t>LE CERTIFICAT DE TRAVAIL A e</w:t>
+        <w:t>LE CERTIFICAT DE TRAVAIL A •</w:t>
       </w:r>
     </w:p>
     <w:p>
@@ -1697,7 +1697,7 @@
           <w:color w:val="2F5496"/>
           <w:sz w:val="24"/>
         </w:rPr>
-        <w:t>OBLIGATION L'GALE</w:t>
+        <w:t>OBLIGATION LÉGALE</w:t>
       </w:r>
     </w:p>
     <w:p>
@@ -1717,7 +1717,7 @@
           <w:color w:val="000000"/>
           <w:sz w:val="22"/>
         </w:rPr>
-        <w:t>L'article L 1234-19 dispose que l'employeur e l'obligation de remettre au salarie un certificat de travail e l'issue de la</w:t>
+        <w:t>L'article L 1234-19 dispose que l'employeur à l'obligation de remettre au salarié un certificat de travail à l'issue de la</w:t>
       </w:r>
     </w:p>
     <w:p>
@@ -1727,7 +1727,7 @@
           <w:color w:val="000000"/>
           <w:sz w:val="22"/>
         </w:rPr>
-        <w:t>relation de travail, sans distinction de contrat ou de duree de travail.</w:t>
+        <w:t>relation de travail, sans distinction de contrat ou de durée de travail.</w:t>
       </w:r>
     </w:p>
     <w:p>
@@ -1799,7 +1799,7 @@
           <w:color w:val="000000"/>
           <w:sz w:val="22"/>
         </w:rPr>
-        <w:t>les noms et prenoms du salarie ;</w:t>
+        <w:t>les noms et prénoms du salarié ;</w:t>
       </w:r>
     </w:p>
     <w:p>
@@ -1812,7 +1812,7 @@
           <w:color w:val="000000"/>
           <w:sz w:val="22"/>
         </w:rPr>
-        <w:t>la date d'entree du salarie dans l'entreprise, c'est-e-dire la date de prise effective des fonctions ;</w:t>
+        <w:t>la date d'entrée du salarié dans l'entreprise, c'est-à-dire la date de prise effective des fonctions ;</w:t>
       </w:r>
     </w:p>
     <w:p>
@@ -1832,7 +1832,7 @@
           <w:color w:val="000000"/>
           <w:sz w:val="22"/>
         </w:rPr>
-        <w:t>editions Corroy e 4 rue de Villars, 42000 Saint-etienne e 04 77 79 92 46 e infos@editions-corroy.fr</w:t>
+        <w:t>éditions Corroy à 4 rue de Villars, 42000 Saint-etienne à 04 77 79 92 46 à infos@editions-corroy.fr</w:t>
       </w:r>
     </w:p>
     <w:p>
@@ -1842,7 +1842,7 @@
           <w:color w:val="000000"/>
           <w:sz w:val="22"/>
         </w:rPr>
-        <w:t>COLLECTION DCG UE 3 e Droit social - Fiches de cours</w:t>
+        <w:t>COLLECTION DCG UE 3 à Droit social - Fiches de cours</w:t>
       </w:r>
     </w:p>
     <w:p>
@@ -1855,6 +1855,7 @@
         <w:t>DCGUE3F.qxp_DCGUE3F 24/07/2025 15:55 Page 78</w:t>
       </w:r>
     </w:p>
+    <w:p/>
     <w:p/>
     <w:sectPr>
       <w:pgSz w:w="12240" w:h="15840"/>

--- a/droit social dcg/18- effets de la rupture du CT.docx
+++ b/droit social dcg/18- effets de la rupture du CT.docx
@@ -80,7 +80,7 @@
       <w:r>
         <w:rPr>
           <w:b w:val="0"/>
-          <w:color w:val="000000"/>
+          <w:color w:val="BF5700"/>
           <w:sz w:val="22"/>
         </w:rPr>
         <w:t>doit la verser dans les cas suivants :</w:t>
@@ -379,7 +379,7 @@
           <w:color w:val="2F5496"/>
           <w:sz w:val="24"/>
         </w:rPr>
-        <w:t>EN CAS DE LICENCIEMENT SANS CAUSE RÉELLE ET SÉRIEUSE B •</w:t>
+        <w:t>B • EN CAS DE LICENCIEMENT SANS CAUSE RÉELLE ET SÉRIEUSE</w:t>
       </w:r>
     </w:p>
     <w:p>
@@ -467,7 +467,7 @@
       <w:r>
         <w:rPr>
           <w:b w:val="0"/>
-          <w:color w:val="000000"/>
+          <w:color w:val="00703C"/>
           <w:sz w:val="22"/>
         </w:rPr>
         <w:t>En cas de litige sur le caractère régulier ou non du licenciement, les parties peuvent, lors de la conciliation prévue à</w:t>
@@ -513,7 +513,7 @@
           <w:color w:val="2F5496"/>
           <w:sz w:val="24"/>
         </w:rPr>
-        <w:t>EN CAS DE DÉPART OU MISE à LA RETRAITE C •</w:t>
+        <w:t>C • EN CAS DE DÉPART OU MISE à LA RETRAITE</w:t>
       </w:r>
     </w:p>
     <w:p>
@@ -654,14 +654,14 @@
           <w:color w:val="2F5496"/>
           <w:sz w:val="24"/>
         </w:rPr>
-        <w:t>EN CAS DE DÉMISSION D •</w:t>
+        <w:t>D • EN CAS DE DÉMISSION</w:t>
       </w:r>
     </w:p>
     <w:p>
       <w:r>
         <w:rPr>
           <w:b w:val="0"/>
-          <w:color w:val="000000"/>
+          <w:color w:val="C00000"/>
           <w:sz w:val="22"/>
         </w:rPr>
         <w:t>Si la démission est volontaire, le salarié n'a droit à aucune indemnité, sauf stipulations contractuelles contraires.</w:t>
@@ -697,7 +697,7 @@
           <w:color w:val="2F5496"/>
           <w:sz w:val="24"/>
         </w:rPr>
-        <w:t>EN CAS DE RUPTURE CONVENTIONNELLE E •</w:t>
+        <w:t>E • EN CAS DE RUPTURE CONVENTIONNELLE</w:t>
       </w:r>
     </w:p>
     <w:p>
@@ -720,7 +720,7 @@
           <w:color w:val="2F5496"/>
           <w:sz w:val="24"/>
         </w:rPr>
-        <w:t>LE RESPECT D'UN PRÉAVIS II •</w:t>
+        <w:t>II • LE RESPECT D'UN PRÉAVIS</w:t>
       </w:r>
     </w:p>
     <w:p>
@@ -730,17 +730,17 @@
       <w:r>
         <w:rPr>
           <w:b/>
-          <w:color w:val="2F5496"/>
+          <w:color w:val="BF5700"/>
           <w:sz w:val="24"/>
         </w:rPr>
-        <w:t>L'OBLIGATION D'EXÉCUTER UN PRÉAVIS A •</w:t>
+        <w:t>A • L'OBLIGATION D'EXÉCUTER UN PRÉAVIS</w:t>
       </w:r>
     </w:p>
     <w:p>
       <w:r>
         <w:rPr>
           <w:b w:val="0"/>
-          <w:color w:val="000000"/>
+          <w:color w:val="BF5700"/>
           <w:sz w:val="22"/>
         </w:rPr>
         <w:t>Lors de la rupture du contrat de travail à durée indéterminée, à l'initiative de l'une ou l'autre des parties, un délai-congo</w:t>
@@ -750,7 +750,7 @@
       <w:r>
         <w:rPr>
           <w:b w:val="0"/>
-          <w:color w:val="000000"/>
+          <w:color w:val="BF5700"/>
           <w:sz w:val="22"/>
         </w:rPr>
         <w:t>ou préavis ou délai de provenance doit être respecte. Il s'agit de la période pendant laquelle chaque partie continue</w:t>
@@ -760,7 +760,7 @@
       <w:r>
         <w:rPr>
           <w:b w:val="0"/>
-          <w:color w:val="000000"/>
+          <w:color w:val="BF5700"/>
           <w:sz w:val="22"/>
         </w:rPr>
         <w:t>d'exécuter le contrat alors même que sa fin a été actée.</w:t>
@@ -770,7 +770,7 @@
       <w:r>
         <w:rPr>
           <w:b w:val="0"/>
-          <w:color w:val="000000"/>
+          <w:color w:val="BF5700"/>
           <w:sz w:val="22"/>
         </w:rPr>
         <w:t>La durée du préavis permet :</w:t>
@@ -783,7 +783,7 @@
       <w:r>
         <w:rPr>
           <w:b w:val="0"/>
-          <w:color w:val="000000"/>
+          <w:color w:val="BF5700"/>
           <w:sz w:val="22"/>
         </w:rPr>
         <w:t>au salarié de chercher un autre emploi ;</w:t>
@@ -796,7 +796,7 @@
       <w:r>
         <w:rPr>
           <w:b w:val="0"/>
-          <w:color w:val="000000"/>
+          <w:color w:val="BF5700"/>
           <w:sz w:val="22"/>
         </w:rPr>
         <w:t>à l'employeur de remplacer le salarié partant.</w:t>
@@ -806,7 +806,7 @@
       <w:r>
         <w:rPr>
           <w:b w:val="0"/>
-          <w:color w:val="000000"/>
+          <w:color w:val="BF5700"/>
           <w:sz w:val="22"/>
         </w:rPr>
         <w:t>Cette obligation cesse cependant dans les cas suivants et en dehors de toute dispense amiable lorsque :</w:t>
@@ -819,7 +819,7 @@
       <w:r>
         <w:rPr>
           <w:b w:val="0"/>
-          <w:color w:val="000000"/>
+          <w:color w:val="BF5700"/>
           <w:sz w:val="22"/>
         </w:rPr>
         <w:t>la rupture résulte d'un cas de force majeure ;</w:t>
@@ -832,7 +832,7 @@
       <w:r>
         <w:rPr>
           <w:b w:val="0"/>
-          <w:color w:val="000000"/>
+          <w:color w:val="BF5700"/>
           <w:sz w:val="22"/>
         </w:rPr>
         <w:t>la rupture est consécutive à un licenciement pour inaptitude physique suite à un accident ou à une maladie non</w:t>
@@ -842,7 +842,7 @@
       <w:r>
         <w:rPr>
           <w:b w:val="0"/>
-          <w:color w:val="000000"/>
+          <w:color w:val="BF5700"/>
           <w:sz w:val="22"/>
         </w:rPr>
         <w:t>professionnelle ;</w:t>
@@ -855,7 +855,7 @@
       <w:r>
         <w:rPr>
           <w:b w:val="0"/>
-          <w:color w:val="000000"/>
+          <w:color w:val="BF5700"/>
           <w:sz w:val="22"/>
         </w:rPr>
         <w:t>en cas de démission par une salariée en état de grossesse ;</w:t>
@@ -868,7 +868,7 @@
       <w:r>
         <w:rPr>
           <w:b w:val="0"/>
-          <w:color w:val="000000"/>
+          <w:color w:val="BF5700"/>
           <w:sz w:val="22"/>
         </w:rPr>
         <w:t>en cas de rupture du contrat pour faute grave ou pour faute lourde.</w:t>
@@ -884,7 +884,7 @@
           <w:color w:val="2F5496"/>
           <w:sz w:val="24"/>
         </w:rPr>
-        <w:t>LA DURÉE DU PRÉAVIS B •</w:t>
+        <w:t>B • LA DURÉE DU PRÉAVIS</w:t>
       </w:r>
     </w:p>
     <w:p>
@@ -941,7 +941,7 @@
       <w:r>
         <w:rPr>
           <w:b w:val="0"/>
-          <w:color w:val="000000"/>
+          <w:color w:val="00703C"/>
           <w:sz w:val="22"/>
         </w:rPr>
         <w:t>La durée du préavis diffère selon qu'il s'agit d'un licenciement ou d'une démission.</w:t>
@@ -951,7 +951,7 @@
       <w:r>
         <w:rPr>
           <w:b w:val="0"/>
-          <w:color w:val="000000"/>
+          <w:color w:val="00703C"/>
           <w:sz w:val="22"/>
         </w:rPr>
         <w:t>S'il s'agit d'une démission la durée du préavis est fixée par la convention collective ou à défaut les usages, et ce, quelle que</w:t>
@@ -1066,7 +1066,7 @@
           <w:color w:val="2F5496"/>
           <w:sz w:val="24"/>
         </w:rPr>
-        <w:t>EXÉCUTION DU CONTRAT PENDANT LE PRÉAVIS C •</w:t>
+        <w:t>C • EXÉCUTION DU CONTRAT PENDANT LE PRÉAVIS</w:t>
       </w:r>
     </w:p>
     <w:p>
@@ -1106,7 +1106,7 @@
       <w:r>
         <w:rPr>
           <w:b w:val="0"/>
-          <w:color w:val="000000"/>
+          <w:color w:val="BF5700"/>
           <w:sz w:val="22"/>
         </w:rPr>
         <w:t>faut se tourner pour trouver de telles mesures ainsi que les modalités l'organisant (durée, rémunération, conditions</w:t>
@@ -1143,11 +1143,14 @@
       </w:r>
     </w:p>
     <w:p>
+      <w:pPr>
+        <w:pStyle w:val="Heading2"/>
+      </w:pPr>
       <w:r>
         <w:rPr>
-          <w:b w:val="0"/>
-          <w:color w:val="000000"/>
-          <w:sz w:val="22"/>
+          <w:b/>
+          <w:color w:val="2F5496"/>
+          <w:sz w:val="24"/>
         </w:rPr>
         <w:t>DCGUE3F.qxp_DCGUE3F 24/07/2025 10:26 Page 77</w:t>
       </w:r>
@@ -1268,7 +1271,7 @@
           <w:color w:val="2F5496"/>
           <w:sz w:val="24"/>
         </w:rPr>
-        <w:t>L'INEXÉCUTION DU PRÉAVIS D •</w:t>
+        <w:t>D • L'INEXÉCUTION DU PRÉAVIS</w:t>
       </w:r>
     </w:p>
     <w:p>
@@ -1397,7 +1400,7 @@
           <w:color w:val="2F5496"/>
           <w:sz w:val="24"/>
         </w:rPr>
-        <w:t>LA POSSIBILITÉ DE CONCLURE UNE TRANSACTION III •</w:t>
+        <w:t>III • LA POSSIBILITÉ DE CONCLURE UNE TRANSACTION</w:t>
       </w:r>
     </w:p>
     <w:p>
@@ -1407,17 +1410,17 @@
       <w:r>
         <w:rPr>
           <w:b/>
-          <w:color w:val="7030A0"/>
+          <w:color w:val="BF5700"/>
           <w:sz w:val="24"/>
         </w:rPr>
-        <w:t>CONDITIONS DE VALIDITÉ A •</w:t>
+        <w:t>A • CONDITIONS DE VALIDITÉ</w:t>
       </w:r>
     </w:p>
     <w:p>
       <w:r>
         <w:rPr>
           <w:b w:val="0"/>
-          <w:color w:val="7030A0"/>
+          <w:color w:val="BF5700"/>
           <w:sz w:val="22"/>
         </w:rPr>
         <w:t>Pour être valable, la transaction doit répondre à des conditions de fond suivantes :</w:t>
@@ -1430,7 +1433,7 @@
       <w:r>
         <w:rPr>
           <w:b/>
-          <w:color w:val="7030A0"/>
+          <w:color w:val="BF5700"/>
           <w:sz w:val="24"/>
         </w:rPr>
         <w:t>ELLE DOIT RESPECTER LES CONDITIONS DE VALIDITÉ DE TOUTE CONVENTION</w:t>
@@ -1440,7 +1443,7 @@
       <w:r>
         <w:rPr>
           <w:b w:val="0"/>
-          <w:color w:val="7030A0"/>
+          <w:color w:val="BF5700"/>
           <w:sz w:val="22"/>
         </w:rPr>
         <w:t>?</w:t>
@@ -1450,7 +1453,7 @@
       <w:r>
         <w:rPr>
           <w:b w:val="0"/>
-          <w:color w:val="7030A0"/>
+          <w:color w:val="00703C"/>
           <w:sz w:val="22"/>
         </w:rPr>
         <w:t>Consentement, capacité, objet certain et cause licite.</w:t>
@@ -1493,7 +1496,7 @@
       <w:r>
         <w:rPr>
           <w:b w:val="0"/>
-          <w:color w:val="000000"/>
+          <w:color w:val="00703C"/>
           <w:sz w:val="22"/>
         </w:rPr>
         <w:t>l'objet. Cela signifie que la transaction ne peut être envisagée qu'après le retrait de la lettre recommandée signifiant la</w:t>
@@ -1546,7 +1549,7 @@
       <w:r>
         <w:rPr>
           <w:b w:val="0"/>
-          <w:color w:val="000000"/>
+          <w:color w:val="BF5700"/>
           <w:sz w:val="22"/>
         </w:rPr>
         <w:t>Chaque partie, employeur et salarié, doit obligatoirement concéder quelque chose dont le contenu s'apprécie au jour de</w:t>
@@ -1556,7 +1559,7 @@
       <w:r>
         <w:rPr>
           <w:b w:val="0"/>
-          <w:color w:val="000000"/>
+          <w:color w:val="BF5700"/>
           <w:sz w:val="22"/>
         </w:rPr>
         <w:t>la transaction. En cas de contentieux, le juge, pour apprécier l'étendue et la réalité des concessions, doit vérifier que la</w:t>
@@ -1582,7 +1585,7 @@
           <w:color w:val="2F5496"/>
           <w:sz w:val="24"/>
         </w:rPr>
-        <w:t>EFFETS B •</w:t>
+        <w:t>B • EFFETS</w:t>
       </w:r>
     </w:p>
     <w:p>
@@ -1645,7 +1648,7 @@
       <w:r>
         <w:rPr>
           <w:b w:val="0"/>
-          <w:color w:val="000000"/>
+          <w:color w:val="BF5700"/>
           <w:sz w:val="22"/>
         </w:rPr>
         <w:t>Elle s'impose aux parties définitivement et immédiatement, de même qu'elle emporte par principe renonciation à toute</w:t>
@@ -1671,7 +1674,7 @@
           <w:color w:val="2F5496"/>
           <w:sz w:val="24"/>
         </w:rPr>
-        <w:t>LA REMISE DE DOCUMENTS IV •</w:t>
+        <w:t>IV • LA REMISE DE DOCUMENTS</w:t>
       </w:r>
     </w:p>
     <w:p>
@@ -1684,7 +1687,7 @@
           <w:color w:val="2F5496"/>
           <w:sz w:val="24"/>
         </w:rPr>
-        <w:t>LE CERTIFICAT DE TRAVAIL A •</w:t>
+        <w:t>A • LE CERTIFICAT DE TRAVAIL</w:t>
       </w:r>
     </w:p>
     <w:p>
@@ -1694,7 +1697,7 @@
       <w:r>
         <w:rPr>
           <w:b/>
-          <w:color w:val="2F5496"/>
+          <w:color w:val="BF5700"/>
           <w:sz w:val="24"/>
         </w:rPr>
         <w:t>OBLIGATION LÉGALE</w:t>
@@ -1704,7 +1707,7 @@
       <w:r>
         <w:rPr>
           <w:b w:val="0"/>
-          <w:color w:val="000000"/>
+          <w:color w:val="BF5700"/>
           <w:sz w:val="22"/>
         </w:rPr>
         <w:t>?</w:t>
@@ -1714,7 +1717,7 @@
       <w:r>
         <w:rPr>
           <w:b w:val="0"/>
-          <w:color w:val="000000"/>
+          <w:color w:val="BF5700"/>
           <w:sz w:val="22"/>
         </w:rPr>
         <w:t>L'article L 1234-19 dispose que l'employeur à l'obligation de remettre au salarié un certificat de travail à l'issue de la</w:t>
@@ -1724,7 +1727,7 @@
       <w:r>
         <w:rPr>
           <w:b w:val="0"/>
-          <w:color w:val="000000"/>
+          <w:color w:val="BF5700"/>
           <w:sz w:val="22"/>
         </w:rPr>
         <w:t>relation de travail, sans distinction de contrat ou de durée de travail.</w:t>
@@ -1757,7 +1760,7 @@
       <w:r>
         <w:rPr>
           <w:b w:val="0"/>
-          <w:color w:val="000000"/>
+          <w:color w:val="BF5700"/>
           <w:sz w:val="22"/>
         </w:rPr>
         <w:t>Il doit obligatoirement comporter les mentions suivantes :</w:t>
@@ -1846,11 +1849,14 @@
       </w:r>
     </w:p>
     <w:p>
+      <w:pPr>
+        <w:pStyle w:val="Heading2"/>
+      </w:pPr>
       <w:r>
         <w:rPr>
-          <w:b w:val="0"/>
-          <w:color w:val="000000"/>
-          <w:sz w:val="22"/>
+          <w:b/>
+          <w:color w:val="2F5496"/>
+          <w:sz w:val="24"/>
         </w:rPr>
         <w:t>DCGUE3F.qxp_DCGUE3F 24/07/2025 15:55 Page 78</w:t>
       </w:r>
